--- a/RPP2025_Acessibilidade para jogos digitais - Psicossocial..docx
+++ b/RPP2025_Acessibilidade para jogos digitais - Psicossocial..docx
@@ -191,12 +191,37 @@
       <w:pPr>
         <w:jc w:val="both"/>
       </w:pPr>
+      <w:proofErr w:type="spellStart"/>
       <w:r>
         <w:rPr>
           <w:rFonts w:ascii="Times New Roman" w:hAnsi="Times New Roman"/>
           <w:sz w:val="24"/>
         </w:rPr>
-        <w:t xml:space="preserve">Projeto de pesquisa </w:t>
+        <w:t>Projeto</w:t>
+      </w:r>
+      <w:proofErr w:type="spellEnd"/>
+      <w:r>
+        <w:rPr>
+          <w:rFonts w:ascii="Times New Roman" w:hAnsi="Times New Roman"/>
+          <w:sz w:val="24"/>
+        </w:rPr>
+        <w:t xml:space="preserve"> de </w:t>
+      </w:r>
+      <w:proofErr w:type="spellStart"/>
+      <w:r>
+        <w:rPr>
+          <w:rFonts w:ascii="Times New Roman" w:hAnsi="Times New Roman"/>
+          <w:sz w:val="24"/>
+        </w:rPr>
+        <w:t>pesquisa</w:t>
+      </w:r>
+      <w:proofErr w:type="spellEnd"/>
+      <w:r>
+        <w:rPr>
+          <w:rFonts w:ascii="Times New Roman" w:hAnsi="Times New Roman"/>
+          <w:sz w:val="24"/>
+        </w:rPr>
+        <w:t xml:space="preserve"> </w:t>
       </w:r>
       <w:proofErr w:type="spellStart"/>
       <w:r>
@@ -581,73 +606,31 @@
           <w:rFonts w:ascii="Times New Roman" w:hAnsi="Times New Roman"/>
           <w:sz w:val="24"/>
         </w:rPr>
-        <w:t xml:space="preserve">7. APÊNDICES </w:t>
-      </w:r>
+        <w:t>7. APÊNDICES ..................................................................................................... 11</w:t>
+      </w:r>
+    </w:p>
+    <w:p>
+      <w:pPr>
+        <w:jc w:val="both"/>
+      </w:pPr>
       <w:r>
         <w:rPr>
           <w:rFonts w:ascii="Times New Roman" w:hAnsi="Times New Roman"/>
           <w:sz w:val="24"/>
         </w:rPr>
-        <w:t>.....................................................................................................</w:t>
-      </w:r>
+        <w:t>8. RESULTADOS ESPERADOS ................................................................................ 12</w:t>
+      </w:r>
+    </w:p>
+    <w:p>
+      <w:pPr>
+        <w:jc w:val="both"/>
+      </w:pPr>
       <w:r>
         <w:rPr>
           <w:rFonts w:ascii="Times New Roman" w:hAnsi="Times New Roman"/>
           <w:sz w:val="24"/>
         </w:rPr>
-        <w:t xml:space="preserve"> 11</w:t>
-      </w:r>
-    </w:p>
-    <w:p>
-      <w:pPr>
-        <w:jc w:val="both"/>
-      </w:pPr>
-      <w:r>
-        <w:rPr>
-          <w:rFonts w:ascii="Times New Roman" w:hAnsi="Times New Roman"/>
-          <w:sz w:val="24"/>
-        </w:rPr>
-        <w:t>8</w:t>
-      </w:r>
-      <w:r>
-        <w:rPr>
-          <w:rFonts w:ascii="Times New Roman" w:hAnsi="Times New Roman"/>
-          <w:sz w:val="24"/>
-        </w:rPr>
-        <w:t xml:space="preserve">. RESULTADOS ESPERADOS ................................................................................ </w:t>
-      </w:r>
-      <w:r>
-        <w:rPr>
-          <w:rFonts w:ascii="Times New Roman" w:hAnsi="Times New Roman"/>
-          <w:sz w:val="24"/>
-        </w:rPr>
-        <w:t>12</w:t>
-      </w:r>
-    </w:p>
-    <w:p>
-      <w:pPr>
-        <w:jc w:val="both"/>
-      </w:pPr>
-      <w:r>
-        <w:rPr>
-          <w:rFonts w:ascii="Times New Roman" w:hAnsi="Times New Roman"/>
-          <w:sz w:val="24"/>
-        </w:rPr>
-        <w:t>9.</w:t>
-      </w:r>
-      <w:r>
-        <w:rPr>
-          <w:rFonts w:ascii="Times New Roman" w:hAnsi="Times New Roman"/>
-          <w:sz w:val="24"/>
-        </w:rPr>
-        <w:t xml:space="preserve"> REFERÊNCIAS .......................................................................................................... 1</w:t>
-      </w:r>
-      <w:r>
-        <w:rPr>
-          <w:rFonts w:ascii="Times New Roman" w:hAnsi="Times New Roman"/>
-          <w:sz w:val="24"/>
-        </w:rPr>
-        <w:t>3</w:t>
+        <w:t>9. REFERÊNCIAS .......................................................................................................... 13</w:t>
       </w:r>
     </w:p>
     <w:p>
@@ -1079,7 +1062,15 @@
       </w:r>
       <w:proofErr w:type="spellEnd"/>
       <w:r>
-        <w:t xml:space="preserve"> ambientes que </w:t>
+        <w:t xml:space="preserve"> ambientes </w:t>
+      </w:r>
+      <w:proofErr w:type="spellStart"/>
+      <w:r>
+        <w:t>que</w:t>
+      </w:r>
+      <w:proofErr w:type="spellEnd"/>
+      <w:r>
+        <w:t xml:space="preserve"> </w:t>
       </w:r>
       <w:proofErr w:type="spellStart"/>
       <w:r>
@@ -1176,7 +1167,15 @@
       </w:r>
       <w:proofErr w:type="spellEnd"/>
       <w:r>
-        <w:t xml:space="preserve"> que </w:t>
+        <w:t xml:space="preserve"> </w:t>
+      </w:r>
+      <w:proofErr w:type="spellStart"/>
+      <w:r>
+        <w:t>que</w:t>
+      </w:r>
+      <w:proofErr w:type="spellEnd"/>
+      <w:r>
+        <w:t xml:space="preserve"> </w:t>
       </w:r>
       <w:proofErr w:type="spellStart"/>
       <w:r>
@@ -2092,7 +2091,15 @@
       </w:r>
       <w:proofErr w:type="spellEnd"/>
       <w:r>
-        <w:t xml:space="preserve"> que </w:t>
+        <w:t xml:space="preserve"> </w:t>
+      </w:r>
+      <w:proofErr w:type="spellStart"/>
+      <w:r>
+        <w:t>que</w:t>
+      </w:r>
+      <w:proofErr w:type="spellEnd"/>
+      <w:r>
+        <w:t xml:space="preserve"> </w:t>
       </w:r>
       <w:proofErr w:type="spellStart"/>
       <w:r>
@@ -2676,7 +2683,15 @@
       </w:r>
       <w:proofErr w:type="spellEnd"/>
       <w:r>
-        <w:t xml:space="preserve"> que </w:t>
+        <w:t xml:space="preserve"> </w:t>
+      </w:r>
+      <w:proofErr w:type="spellStart"/>
+      <w:r>
+        <w:t>que</w:t>
+      </w:r>
+      <w:proofErr w:type="spellEnd"/>
+      <w:r>
+        <w:t xml:space="preserve"> </w:t>
       </w:r>
       <w:proofErr w:type="spellStart"/>
       <w:r>
@@ -2746,7 +2761,15 @@
       </w:r>
       <w:proofErr w:type="spellEnd"/>
       <w:r>
-        <w:t xml:space="preserve"> que </w:t>
+        <w:t xml:space="preserve"> </w:t>
+      </w:r>
+      <w:proofErr w:type="spellStart"/>
+      <w:r>
+        <w:t>que</w:t>
+      </w:r>
+      <w:proofErr w:type="spellEnd"/>
+      <w:r>
+        <w:t xml:space="preserve"> </w:t>
       </w:r>
       <w:proofErr w:type="spellStart"/>
       <w:r>
@@ -2967,7 +2990,15 @@
         <w:jc w:val="both"/>
       </w:pPr>
       <w:r>
-        <w:t xml:space="preserve">O projeto terá abordagem qualitativa e exploratória. A metodologia </w:t>
+        <w:t xml:space="preserve">O projeto terá abordagem qualitativa e exploratória. A </w:t>
+      </w:r>
+      <w:proofErr w:type="spellStart"/>
+      <w:r>
+        <w:t>metodologia</w:t>
+      </w:r>
+      <w:proofErr w:type="spellEnd"/>
+      <w:r>
+        <w:t xml:space="preserve"> </w:t>
       </w:r>
       <w:proofErr w:type="spellStart"/>
       <w:r>
@@ -3215,10 +3246,7 @@
         <w:t>4</w:t>
       </w:r>
       <w:r>
-        <w:t xml:space="preserve">. </w:t>
-      </w:r>
-      <w:r>
-        <w:t>Metas.</w:t>
+        <w:t>. Metas.</w:t>
       </w:r>
       <w:r>
         <w:br/>
@@ -3322,6 +3350,2489 @@
       <w:r>
         <w:t>.</w:t>
       </w:r>
+    </w:p>
+    <w:p>
+      <w:pPr>
+        <w:jc w:val="both"/>
+        <w:rPr>
+          <w:b/>
+          <w:bCs/>
+          <w:lang w:val="pt-BR"/>
+        </w:rPr>
+      </w:pPr>
+      <w:r>
+        <w:rPr>
+          <w:lang w:val="pt-BR"/>
+        </w:rPr>
+        <w:t>6.1</w:t>
+      </w:r>
+      <w:r>
+        <w:rPr>
+          <w:b/>
+          <w:bCs/>
+          <w:lang w:val="pt-BR"/>
+        </w:rPr>
+        <w:t xml:space="preserve"> </w:t>
+      </w:r>
+      <w:r>
+        <w:rPr>
+          <w:b/>
+          <w:bCs/>
+          <w:lang w:val="pt-BR"/>
+        </w:rPr>
+        <w:t>Complementação Metodológica</w:t>
+      </w:r>
+    </w:p>
+    <w:p>
+      <w:pPr>
+        <w:jc w:val="both"/>
+        <w:rPr>
+          <w:b/>
+          <w:bCs/>
+          <w:lang w:val="pt-BR"/>
+        </w:rPr>
+      </w:pPr>
+      <w:r>
+        <w:rPr>
+          <w:lang w:val="pt-BR"/>
+        </w:rPr>
+        <w:t>1.</w:t>
+      </w:r>
+      <w:r>
+        <w:rPr>
+          <w:b/>
+          <w:bCs/>
+          <w:lang w:val="pt-BR"/>
+        </w:rPr>
+        <w:t xml:space="preserve"> Critérios de seleção de fontes</w:t>
+      </w:r>
+    </w:p>
+    <w:p>
+      <w:pPr>
+        <w:jc w:val="both"/>
+        <w:rPr>
+          <w:lang w:val="pt-BR"/>
+        </w:rPr>
+      </w:pPr>
+      <w:r>
+        <w:rPr>
+          <w:lang w:val="pt-BR"/>
+        </w:rPr>
+        <w:t>As fontes serão selecionadas com base nos seguintes critérios:</w:t>
+      </w:r>
+    </w:p>
+    <w:p>
+      <w:pPr>
+        <w:numPr>
+          <w:ilvl w:val="0"/>
+          <w:numId w:val="10"/>
+        </w:numPr>
+        <w:jc w:val="both"/>
+        <w:rPr>
+          <w:lang w:val="pt-BR"/>
+        </w:rPr>
+      </w:pPr>
+      <w:r>
+        <w:rPr>
+          <w:b/>
+          <w:bCs/>
+          <w:lang w:val="pt-BR"/>
+        </w:rPr>
+        <w:t>Período:</w:t>
+      </w:r>
+      <w:r>
+        <w:rPr>
+          <w:lang w:val="pt-BR"/>
+        </w:rPr>
+        <w:t xml:space="preserve"> publicações entre </w:t>
+      </w:r>
+      <w:r>
+        <w:rPr>
+          <w:b/>
+          <w:bCs/>
+          <w:lang w:val="pt-BR"/>
+        </w:rPr>
+        <w:t>2010 e 2025</w:t>
+      </w:r>
+      <w:r>
+        <w:rPr>
+          <w:lang w:val="pt-BR"/>
+        </w:rPr>
+        <w:t>, garantindo atualidade e relevância científica.</w:t>
+      </w:r>
+    </w:p>
+    <w:p>
+      <w:pPr>
+        <w:numPr>
+          <w:ilvl w:val="0"/>
+          <w:numId w:val="10"/>
+        </w:numPr>
+        <w:jc w:val="both"/>
+        <w:rPr>
+          <w:lang w:val="pt-BR"/>
+        </w:rPr>
+      </w:pPr>
+      <w:r>
+        <w:rPr>
+          <w:b/>
+          <w:bCs/>
+          <w:lang w:val="pt-BR"/>
+        </w:rPr>
+        <w:t>Relevância:</w:t>
+      </w:r>
+      <w:r>
+        <w:rPr>
+          <w:lang w:val="pt-BR"/>
+        </w:rPr>
+        <w:t xml:space="preserve"> inclusão apenas de </w:t>
+      </w:r>
+      <w:r>
+        <w:rPr>
+          <w:b/>
+          <w:bCs/>
+          <w:lang w:val="pt-BR"/>
+        </w:rPr>
+        <w:t>artigos revisados por pares</w:t>
+      </w:r>
+      <w:r>
+        <w:rPr>
+          <w:lang w:val="pt-BR"/>
+        </w:rPr>
+        <w:t xml:space="preserve">, </w:t>
+      </w:r>
+      <w:r>
+        <w:rPr>
+          <w:b/>
+          <w:bCs/>
+          <w:lang w:val="pt-BR"/>
+        </w:rPr>
+        <w:t>diretrizes reconhecidas internacionalmente</w:t>
+      </w:r>
+      <w:r>
+        <w:rPr>
+          <w:lang w:val="pt-BR"/>
+        </w:rPr>
+        <w:t xml:space="preserve"> (como Game </w:t>
+      </w:r>
+      <w:proofErr w:type="spellStart"/>
+      <w:r>
+        <w:rPr>
+          <w:lang w:val="pt-BR"/>
+        </w:rPr>
+        <w:t>Accessibility</w:t>
+      </w:r>
+      <w:proofErr w:type="spellEnd"/>
+      <w:r>
+        <w:rPr>
+          <w:lang w:val="pt-BR"/>
+        </w:rPr>
+        <w:t xml:space="preserve"> </w:t>
+      </w:r>
+      <w:proofErr w:type="spellStart"/>
+      <w:r>
+        <w:rPr>
+          <w:lang w:val="pt-BR"/>
+        </w:rPr>
+        <w:t>Guidelines</w:t>
+      </w:r>
+      <w:proofErr w:type="spellEnd"/>
+      <w:r>
+        <w:rPr>
+          <w:lang w:val="pt-BR"/>
+        </w:rPr>
+        <w:t xml:space="preserve"> e WCAG), e </w:t>
+      </w:r>
+      <w:r>
+        <w:rPr>
+          <w:b/>
+          <w:bCs/>
+          <w:lang w:val="pt-BR"/>
+        </w:rPr>
+        <w:t>estudos aplicados à acessibilidade ou inclusão psicossocial em jogos</w:t>
+      </w:r>
+      <w:r>
+        <w:rPr>
+          <w:lang w:val="pt-BR"/>
+        </w:rPr>
+        <w:t>.</w:t>
+      </w:r>
+    </w:p>
+    <w:p>
+      <w:pPr>
+        <w:numPr>
+          <w:ilvl w:val="0"/>
+          <w:numId w:val="10"/>
+        </w:numPr>
+        <w:jc w:val="both"/>
+        <w:rPr>
+          <w:lang w:val="pt-BR"/>
+        </w:rPr>
+      </w:pPr>
+      <w:r>
+        <w:rPr>
+          <w:b/>
+          <w:bCs/>
+          <w:lang w:val="pt-BR"/>
+        </w:rPr>
+        <w:t>Idioma:</w:t>
+      </w:r>
+      <w:r>
+        <w:rPr>
+          <w:lang w:val="pt-BR"/>
+        </w:rPr>
+        <w:t xml:space="preserve"> serão aceitos textos em </w:t>
+      </w:r>
+      <w:r>
+        <w:rPr>
+          <w:b/>
+          <w:bCs/>
+          <w:lang w:val="pt-BR"/>
+        </w:rPr>
+        <w:t>português</w:t>
+      </w:r>
+      <w:r>
+        <w:rPr>
+          <w:b/>
+          <w:bCs/>
+          <w:lang w:val="pt-BR"/>
+        </w:rPr>
+        <w:t xml:space="preserve"> e</w:t>
+      </w:r>
+      <w:r>
+        <w:rPr>
+          <w:b/>
+          <w:bCs/>
+          <w:lang w:val="pt-BR"/>
+        </w:rPr>
+        <w:t xml:space="preserve"> inglês </w:t>
+      </w:r>
+    </w:p>
+    <w:p>
+      <w:pPr>
+        <w:numPr>
+          <w:ilvl w:val="0"/>
+          <w:numId w:val="10"/>
+        </w:numPr>
+        <w:jc w:val="both"/>
+        <w:rPr>
+          <w:lang w:val="pt-BR"/>
+        </w:rPr>
+      </w:pPr>
+      <w:r>
+        <w:rPr>
+          <w:b/>
+          <w:bCs/>
+          <w:lang w:val="pt-BR"/>
+        </w:rPr>
+        <w:t>Bases de dados:</w:t>
+      </w:r>
+      <w:r>
+        <w:rPr>
+          <w:lang w:val="pt-BR"/>
+        </w:rPr>
+        <w:t xml:space="preserve"> Google Scholar, </w:t>
+      </w:r>
+      <w:proofErr w:type="spellStart"/>
+      <w:r>
+        <w:rPr>
+          <w:lang w:val="pt-BR"/>
+        </w:rPr>
+        <w:t>Scielo</w:t>
+      </w:r>
+      <w:proofErr w:type="spellEnd"/>
+      <w:r>
+        <w:rPr>
+          <w:lang w:val="pt-BR"/>
+        </w:rPr>
+        <w:t xml:space="preserve">, ACM Digital Library e IEEE </w:t>
+      </w:r>
+      <w:proofErr w:type="spellStart"/>
+      <w:r>
+        <w:rPr>
+          <w:lang w:val="pt-BR"/>
+        </w:rPr>
+        <w:t>Xplore</w:t>
+      </w:r>
+      <w:proofErr w:type="spellEnd"/>
+      <w:r>
+        <w:rPr>
+          <w:lang w:val="pt-BR"/>
+        </w:rPr>
+        <w:t>.</w:t>
+      </w:r>
+    </w:p>
+    <w:p>
+      <w:pPr>
+        <w:numPr>
+          <w:ilvl w:val="0"/>
+          <w:numId w:val="10"/>
+        </w:numPr>
+        <w:jc w:val="both"/>
+        <w:rPr>
+          <w:lang w:val="pt-BR"/>
+        </w:rPr>
+      </w:pPr>
+      <w:r>
+        <w:rPr>
+          <w:b/>
+          <w:bCs/>
+          <w:lang w:val="pt-BR"/>
+        </w:rPr>
+        <w:t>Critério de exclusão:</w:t>
+      </w:r>
+      <w:r>
+        <w:rPr>
+          <w:lang w:val="pt-BR"/>
+        </w:rPr>
+        <w:t xml:space="preserve"> estudos sem metodologia clara ou sem foco em inclusão psicossocial.</w:t>
+      </w:r>
+    </w:p>
+    <w:p>
+      <w:pPr>
+        <w:jc w:val="both"/>
+        <w:rPr>
+          <w:lang w:val="pt-BR"/>
+        </w:rPr>
+      </w:pPr>
+    </w:p>
+    <w:p>
+      <w:pPr>
+        <w:jc w:val="both"/>
+        <w:rPr>
+          <w:b/>
+          <w:bCs/>
+          <w:lang w:val="pt-BR"/>
+        </w:rPr>
+      </w:pPr>
+      <w:r>
+        <w:rPr>
+          <w:lang w:val="pt-BR"/>
+        </w:rPr>
+        <w:t>2.</w:t>
+      </w:r>
+      <w:r>
+        <w:rPr>
+          <w:b/>
+          <w:bCs/>
+          <w:lang w:val="pt-BR"/>
+        </w:rPr>
+        <w:t xml:space="preserve"> Justificativa da amostragem (30 práticas)</w:t>
+      </w:r>
+    </w:p>
+    <w:p>
+      <w:pPr>
+        <w:jc w:val="both"/>
+        <w:rPr>
+          <w:lang w:val="pt-BR"/>
+        </w:rPr>
+      </w:pPr>
+      <w:r>
+        <w:rPr>
+          <w:lang w:val="pt-BR"/>
+        </w:rPr>
+        <w:t xml:space="preserve">O número de </w:t>
+      </w:r>
+      <w:r>
+        <w:rPr>
+          <w:b/>
+          <w:bCs/>
+          <w:lang w:val="pt-BR"/>
+        </w:rPr>
+        <w:t>30 práticas</w:t>
+      </w:r>
+      <w:r>
+        <w:rPr>
+          <w:lang w:val="pt-BR"/>
+        </w:rPr>
+        <w:t xml:space="preserve"> foi definido por três motivos:</w:t>
+      </w:r>
+    </w:p>
+    <w:p>
+      <w:pPr>
+        <w:numPr>
+          <w:ilvl w:val="0"/>
+          <w:numId w:val="11"/>
+        </w:numPr>
+        <w:jc w:val="both"/>
+        <w:rPr>
+          <w:lang w:val="pt-BR"/>
+        </w:rPr>
+      </w:pPr>
+      <w:r>
+        <w:rPr>
+          <w:b/>
+          <w:bCs/>
+          <w:lang w:val="pt-BR"/>
+        </w:rPr>
+        <w:t>Equilíbrio entre profundidade e abrangência:</w:t>
+      </w:r>
+      <w:r>
+        <w:rPr>
+          <w:lang w:val="pt-BR"/>
+        </w:rPr>
+        <w:t xml:space="preserve"> permite cobrir um número significativo de abordagens sem comprometer a análise qualitativa detalhada.</w:t>
+      </w:r>
+    </w:p>
+    <w:p>
+      <w:pPr>
+        <w:numPr>
+          <w:ilvl w:val="0"/>
+          <w:numId w:val="11"/>
+        </w:numPr>
+        <w:jc w:val="both"/>
+        <w:rPr>
+          <w:lang w:val="pt-BR"/>
+        </w:rPr>
+      </w:pPr>
+      <w:r>
+        <w:rPr>
+          <w:b/>
+          <w:bCs/>
+          <w:lang w:val="pt-BR"/>
+        </w:rPr>
+        <w:t>Comparabilidade:</w:t>
+      </w:r>
+      <w:r>
+        <w:rPr>
+          <w:lang w:val="pt-BR"/>
+        </w:rPr>
+        <w:t xml:space="preserve"> quantidade suficiente para observar </w:t>
+      </w:r>
+      <w:r>
+        <w:rPr>
+          <w:b/>
+          <w:bCs/>
+          <w:lang w:val="pt-BR"/>
+        </w:rPr>
+        <w:t>tendências recorrentes</w:t>
+      </w:r>
+      <w:r>
+        <w:rPr>
+          <w:lang w:val="pt-BR"/>
+        </w:rPr>
+        <w:t xml:space="preserve"> entre diretrizes de diferentes fontes.</w:t>
+      </w:r>
+    </w:p>
+    <w:p>
+      <w:pPr>
+        <w:numPr>
+          <w:ilvl w:val="0"/>
+          <w:numId w:val="11"/>
+        </w:numPr>
+        <w:jc w:val="both"/>
+        <w:rPr>
+          <w:lang w:val="pt-BR"/>
+        </w:rPr>
+      </w:pPr>
+      <w:r>
+        <w:rPr>
+          <w:b/>
+          <w:bCs/>
+          <w:lang w:val="pt-BR"/>
+        </w:rPr>
+        <w:t>Aplicabilidade prática:</w:t>
+      </w:r>
+      <w:r>
+        <w:rPr>
+          <w:lang w:val="pt-BR"/>
+        </w:rPr>
+        <w:t xml:space="preserve"> o objetivo do guia é ser </w:t>
+      </w:r>
+      <w:r>
+        <w:rPr>
+          <w:b/>
+          <w:bCs/>
+          <w:lang w:val="pt-BR"/>
+        </w:rPr>
+        <w:t>didático e utilizável por iniciantes</w:t>
+      </w:r>
+      <w:r>
+        <w:rPr>
+          <w:lang w:val="pt-BR"/>
+        </w:rPr>
+        <w:t>; um volume muito maior dificultaria a aplicação direta no ensino técnico.</w:t>
+      </w:r>
+    </w:p>
+    <w:p>
+      <w:pPr>
+        <w:jc w:val="both"/>
+        <w:rPr>
+          <w:lang w:val="pt-BR"/>
+        </w:rPr>
+      </w:pPr>
+    </w:p>
+    <w:p>
+      <w:pPr>
+        <w:jc w:val="both"/>
+        <w:rPr>
+          <w:b/>
+          <w:bCs/>
+          <w:lang w:val="pt-BR"/>
+        </w:rPr>
+      </w:pPr>
+      <w:r>
+        <w:rPr>
+          <w:lang w:val="pt-BR"/>
+        </w:rPr>
+        <w:t>3.</w:t>
+      </w:r>
+      <w:r>
+        <w:rPr>
+          <w:b/>
+          <w:bCs/>
+          <w:lang w:val="pt-BR"/>
+        </w:rPr>
+        <w:t xml:space="preserve"> Registro do processo de revisão</w:t>
+      </w:r>
+    </w:p>
+    <w:p>
+      <w:pPr>
+        <w:jc w:val="both"/>
+        <w:rPr>
+          <w:lang w:val="pt-BR"/>
+        </w:rPr>
+      </w:pPr>
+      <w:r>
+        <w:rPr>
+          <w:lang w:val="pt-BR"/>
+        </w:rPr>
+        <w:t>O processo de revisão será documentado conforme o seguinte fluxo:</w:t>
+      </w:r>
+    </w:p>
+    <w:p>
+      <w:pPr>
+        <w:numPr>
+          <w:ilvl w:val="0"/>
+          <w:numId w:val="12"/>
+        </w:numPr>
+        <w:jc w:val="both"/>
+        <w:rPr>
+          <w:lang w:val="pt-BR"/>
+        </w:rPr>
+      </w:pPr>
+      <w:r>
+        <w:rPr>
+          <w:lang w:val="pt-BR"/>
+        </w:rPr>
+        <w:t xml:space="preserve">Uso de uma </w:t>
+      </w:r>
+      <w:r>
+        <w:rPr>
+          <w:b/>
+          <w:bCs/>
+          <w:lang w:val="pt-BR"/>
+        </w:rPr>
+        <w:t>planilha de extração</w:t>
+      </w:r>
+      <w:r>
+        <w:rPr>
+          <w:lang w:val="pt-BR"/>
+        </w:rPr>
+        <w:t xml:space="preserve"> (em Excel ou Google </w:t>
+      </w:r>
+      <w:proofErr w:type="spellStart"/>
+      <w:r>
+        <w:rPr>
+          <w:lang w:val="pt-BR"/>
+        </w:rPr>
+        <w:t>Sheets</w:t>
+      </w:r>
+      <w:proofErr w:type="spellEnd"/>
+      <w:r>
+        <w:rPr>
+          <w:lang w:val="pt-BR"/>
+        </w:rPr>
+        <w:t xml:space="preserve">) contendo: </w:t>
+      </w:r>
+      <w:r>
+        <w:rPr>
+          <w:i/>
+          <w:iCs/>
+          <w:lang w:val="pt-BR"/>
+        </w:rPr>
+        <w:t>autor, ano, fonte, nome da prática, descrição, tipo de vulnerabilidade, nível técnico e referência bibliográfica</w:t>
+      </w:r>
+      <w:r>
+        <w:rPr>
+          <w:lang w:val="pt-BR"/>
+        </w:rPr>
+        <w:t>.</w:t>
+      </w:r>
+    </w:p>
+    <w:p>
+      <w:pPr>
+        <w:numPr>
+          <w:ilvl w:val="0"/>
+          <w:numId w:val="12"/>
+        </w:numPr>
+        <w:jc w:val="both"/>
+        <w:rPr>
+          <w:lang w:val="pt-BR"/>
+        </w:rPr>
+      </w:pPr>
+      <w:r>
+        <w:rPr>
+          <w:lang w:val="pt-BR"/>
+        </w:rPr>
+        <w:t xml:space="preserve">O processo será complementado com </w:t>
+      </w:r>
+      <w:r>
+        <w:rPr>
+          <w:b/>
+          <w:bCs/>
+          <w:lang w:val="pt-BR"/>
+        </w:rPr>
+        <w:t>capturas de tela</w:t>
+      </w:r>
+      <w:r>
+        <w:rPr>
+          <w:lang w:val="pt-BR"/>
+        </w:rPr>
+        <w:t xml:space="preserve"> e </w:t>
+      </w:r>
+      <w:r>
+        <w:rPr>
+          <w:b/>
+          <w:bCs/>
+          <w:lang w:val="pt-BR"/>
+        </w:rPr>
+        <w:t>anotações metodológicas</w:t>
+      </w:r>
+      <w:r>
+        <w:rPr>
+          <w:lang w:val="pt-BR"/>
+        </w:rPr>
+        <w:t xml:space="preserve"> em um arquivo do tipo “log de revisão”.</w:t>
+      </w:r>
+    </w:p>
+    <w:p>
+      <w:pPr>
+        <w:numPr>
+          <w:ilvl w:val="0"/>
+          <w:numId w:val="12"/>
+        </w:numPr>
+        <w:jc w:val="both"/>
+        <w:rPr>
+          <w:lang w:val="pt-BR"/>
+        </w:rPr>
+      </w:pPr>
+      <w:r>
+        <w:rPr>
+          <w:lang w:val="pt-BR"/>
+        </w:rPr>
+        <w:t xml:space="preserve">Caso a pesquisa evolua, poderá ser utilizada uma ferramenta gratuita de revisão sistemática como o </w:t>
+      </w:r>
+      <w:proofErr w:type="spellStart"/>
+      <w:r>
+        <w:rPr>
+          <w:b/>
+          <w:bCs/>
+          <w:lang w:val="pt-BR"/>
+        </w:rPr>
+        <w:t>Rayyan</w:t>
+      </w:r>
+      <w:proofErr w:type="spellEnd"/>
+      <w:r>
+        <w:rPr>
+          <w:lang w:val="pt-BR"/>
+        </w:rPr>
+        <w:t xml:space="preserve"> para controle e versionamento.</w:t>
+      </w:r>
+    </w:p>
+    <w:p>
+      <w:pPr>
+        <w:jc w:val="both"/>
+        <w:rPr>
+          <w:lang w:val="pt-BR"/>
+        </w:rPr>
+      </w:pPr>
+    </w:p>
+    <w:p>
+      <w:pPr>
+        <w:jc w:val="both"/>
+        <w:rPr>
+          <w:b/>
+          <w:bCs/>
+          <w:lang w:val="pt-BR"/>
+        </w:rPr>
+      </w:pPr>
+      <w:r>
+        <w:rPr>
+          <w:lang w:val="pt-BR"/>
+        </w:rPr>
+        <w:t>4.</w:t>
+      </w:r>
+      <w:r>
+        <w:rPr>
+          <w:b/>
+          <w:bCs/>
+          <w:lang w:val="pt-BR"/>
+        </w:rPr>
+        <w:t xml:space="preserve"> Plano de versionamento / atualização do banco de práticas</w:t>
+      </w:r>
+    </w:p>
+    <w:p>
+      <w:pPr>
+        <w:jc w:val="both"/>
+        <w:rPr>
+          <w:lang w:val="pt-BR"/>
+        </w:rPr>
+      </w:pPr>
+      <w:r>
+        <w:rPr>
+          <w:lang w:val="pt-BR"/>
+        </w:rPr>
+        <w:t>Para manter o banco de práticas atualizado:</w:t>
+      </w:r>
+    </w:p>
+    <w:p>
+      <w:pPr>
+        <w:numPr>
+          <w:ilvl w:val="0"/>
+          <w:numId w:val="13"/>
+        </w:numPr>
+        <w:jc w:val="both"/>
+        <w:rPr>
+          <w:lang w:val="pt-BR"/>
+        </w:rPr>
+      </w:pPr>
+      <w:r>
+        <w:rPr>
+          <w:b/>
+          <w:bCs/>
+          <w:lang w:val="pt-BR"/>
+        </w:rPr>
+        <w:t>Versão inicial (v1.0):</w:t>
+      </w:r>
+      <w:r>
+        <w:rPr>
+          <w:lang w:val="pt-BR"/>
+        </w:rPr>
+        <w:t xml:space="preserve"> 30 práticas definidas a partir da primeira revisão bibliográfica.</w:t>
+      </w:r>
+    </w:p>
+    <w:p>
+      <w:pPr>
+        <w:numPr>
+          <w:ilvl w:val="0"/>
+          <w:numId w:val="13"/>
+        </w:numPr>
+        <w:jc w:val="both"/>
+        <w:rPr>
+          <w:lang w:val="pt-BR"/>
+        </w:rPr>
+      </w:pPr>
+      <w:r>
+        <w:rPr>
+          <w:b/>
+          <w:bCs/>
+          <w:lang w:val="pt-BR"/>
+        </w:rPr>
+        <w:t>Novas versões:</w:t>
+      </w:r>
+      <w:r>
+        <w:rPr>
+          <w:lang w:val="pt-BR"/>
+        </w:rPr>
+        <w:t xml:space="preserve"> quando forem encontradas novas práticas, estas serão </w:t>
+      </w:r>
+      <w:r>
+        <w:rPr>
+          <w:b/>
+          <w:bCs/>
+          <w:lang w:val="pt-BR"/>
+        </w:rPr>
+        <w:t>priorizadas</w:t>
+      </w:r>
+      <w:r>
+        <w:rPr>
+          <w:lang w:val="pt-BR"/>
+        </w:rPr>
+        <w:t xml:space="preserve"> com base em:</w:t>
+      </w:r>
+    </w:p>
+    <w:p>
+      <w:pPr>
+        <w:numPr>
+          <w:ilvl w:val="1"/>
+          <w:numId w:val="13"/>
+        </w:numPr>
+        <w:jc w:val="both"/>
+        <w:rPr>
+          <w:lang w:val="pt-BR"/>
+        </w:rPr>
+      </w:pPr>
+      <w:r>
+        <w:rPr>
+          <w:lang w:val="pt-BR"/>
+        </w:rPr>
+        <w:t>Grau de relevância psicossocial (impacto direto em bem-estar e inclusão);</w:t>
+      </w:r>
+    </w:p>
+    <w:p>
+      <w:pPr>
+        <w:numPr>
+          <w:ilvl w:val="1"/>
+          <w:numId w:val="13"/>
+        </w:numPr>
+        <w:jc w:val="both"/>
+        <w:rPr>
+          <w:lang w:val="pt-BR"/>
+        </w:rPr>
+      </w:pPr>
+      <w:r>
+        <w:rPr>
+          <w:lang w:val="pt-BR"/>
+        </w:rPr>
+        <w:t>Frequência de citação nas fontes analisadas;</w:t>
+      </w:r>
+    </w:p>
+    <w:p>
+      <w:pPr>
+        <w:numPr>
+          <w:ilvl w:val="1"/>
+          <w:numId w:val="13"/>
+        </w:numPr>
+        <w:jc w:val="both"/>
+        <w:rPr>
+          <w:lang w:val="pt-BR"/>
+        </w:rPr>
+      </w:pPr>
+      <w:r>
+        <w:rPr>
+          <w:lang w:val="pt-BR"/>
+        </w:rPr>
+        <w:t>Nível de aplicabilidade técnica (foco em iniciantes).</w:t>
+      </w:r>
+    </w:p>
+    <w:p>
+      <w:pPr>
+        <w:numPr>
+          <w:ilvl w:val="0"/>
+          <w:numId w:val="13"/>
+        </w:numPr>
+        <w:jc w:val="both"/>
+        <w:rPr>
+          <w:lang w:val="pt-BR"/>
+        </w:rPr>
+      </w:pPr>
+      <w:r>
+        <w:rPr>
+          <w:lang w:val="pt-BR"/>
+        </w:rPr>
+        <w:t xml:space="preserve">As práticas menos relevantes serão mantidas em um </w:t>
+      </w:r>
+      <w:r>
+        <w:rPr>
+          <w:b/>
+          <w:bCs/>
+          <w:lang w:val="pt-BR"/>
+        </w:rPr>
+        <w:t>anexo complementar</w:t>
+      </w:r>
+      <w:r>
+        <w:rPr>
+          <w:lang w:val="pt-BR"/>
+        </w:rPr>
+        <w:t>, garantindo transparência.</w:t>
+      </w:r>
+    </w:p>
+    <w:p>
+      <w:pPr>
+        <w:numPr>
+          <w:ilvl w:val="0"/>
+          <w:numId w:val="13"/>
+        </w:numPr>
+        <w:jc w:val="both"/>
+        <w:rPr>
+          <w:lang w:val="pt-BR"/>
+        </w:rPr>
+      </w:pPr>
+      <w:r>
+        <w:rPr>
+          <w:lang w:val="pt-BR"/>
+        </w:rPr>
+        <w:t xml:space="preserve">O banco será revisado </w:t>
+      </w:r>
+      <w:r>
+        <w:rPr>
+          <w:b/>
+          <w:bCs/>
+          <w:lang w:val="pt-BR"/>
+        </w:rPr>
+        <w:t>anualmente</w:t>
+      </w:r>
+      <w:r>
+        <w:rPr>
+          <w:lang w:val="pt-BR"/>
+        </w:rPr>
+        <w:t>, gerando novas versões identificadas como v1.1, v1.2 etc., com registro das mudanças.</w:t>
+      </w:r>
+    </w:p>
+    <w:p>
+      <w:pPr>
+        <w:jc w:val="both"/>
+        <w:rPr>
+          <w:b/>
+          <w:bCs/>
+          <w:lang w:val="pt-BR"/>
+        </w:rPr>
+      </w:pPr>
+      <w:r>
+        <w:rPr>
+          <w:lang w:val="pt-BR"/>
+        </w:rPr>
+        <w:t>6.2</w:t>
+      </w:r>
+      <w:r>
+        <w:rPr>
+          <w:b/>
+          <w:bCs/>
+          <w:lang w:val="pt-BR"/>
+        </w:rPr>
+        <w:t xml:space="preserve"> Procedimentos de Análise dos Jogos</w:t>
+      </w:r>
+    </w:p>
+    <w:p>
+      <w:pPr>
+        <w:ind w:left="360"/>
+        <w:jc w:val="both"/>
+        <w:rPr>
+          <w:b/>
+          <w:bCs/>
+          <w:lang w:val="pt-BR"/>
+        </w:rPr>
+      </w:pPr>
+      <w:r>
+        <w:rPr>
+          <w:b/>
+          <w:bCs/>
+          <w:lang w:val="pt-BR"/>
+        </w:rPr>
+        <w:t>Critérios de seleção da amostra de jogos</w:t>
+      </w:r>
+    </w:p>
+    <w:p>
+      <w:pPr>
+        <w:ind w:left="360"/>
+        <w:jc w:val="both"/>
+        <w:rPr>
+          <w:lang w:val="pt-BR"/>
+        </w:rPr>
+      </w:pPr>
+      <w:r>
+        <w:rPr>
+          <w:lang w:val="pt-BR"/>
+        </w:rPr>
+        <w:t>A amostra de jogos independentes será selecionada com base nos seguintes critérios:</w:t>
+      </w:r>
+    </w:p>
+    <w:p>
+      <w:pPr>
+        <w:numPr>
+          <w:ilvl w:val="0"/>
+          <w:numId w:val="14"/>
+        </w:numPr>
+        <w:jc w:val="both"/>
+        <w:rPr>
+          <w:lang w:val="pt-BR"/>
+        </w:rPr>
+      </w:pPr>
+      <w:r>
+        <w:rPr>
+          <w:b/>
+          <w:bCs/>
+          <w:lang w:val="pt-BR"/>
+        </w:rPr>
+        <w:t>Faixa de lançamento:</w:t>
+      </w:r>
+      <w:r>
+        <w:rPr>
+          <w:lang w:val="pt-BR"/>
+        </w:rPr>
+        <w:t xml:space="preserve"> jogos publicados entre </w:t>
+      </w:r>
+      <w:r>
+        <w:rPr>
+          <w:b/>
+          <w:bCs/>
+          <w:lang w:val="pt-BR"/>
+        </w:rPr>
+        <w:t>2015 e 2025</w:t>
+      </w:r>
+      <w:r>
+        <w:rPr>
+          <w:lang w:val="pt-BR"/>
+        </w:rPr>
+        <w:t>, garantindo contemporaneidade e compatibilidade tecnológica.</w:t>
+      </w:r>
+    </w:p>
+    <w:p>
+      <w:pPr>
+        <w:numPr>
+          <w:ilvl w:val="0"/>
+          <w:numId w:val="14"/>
+        </w:numPr>
+        <w:jc w:val="both"/>
+        <w:rPr>
+          <w:lang w:val="pt-BR"/>
+        </w:rPr>
+      </w:pPr>
+      <w:proofErr w:type="spellStart"/>
+      <w:r>
+        <w:rPr>
+          <w:b/>
+          <w:bCs/>
+          <w:lang w:val="pt-BR"/>
+        </w:rPr>
+        <w:t>Engine</w:t>
+      </w:r>
+      <w:proofErr w:type="spellEnd"/>
+      <w:r>
+        <w:rPr>
+          <w:b/>
+          <w:bCs/>
+          <w:lang w:val="pt-BR"/>
+        </w:rPr>
+        <w:t>:</w:t>
+      </w:r>
+      <w:r>
+        <w:rPr>
+          <w:lang w:val="pt-BR"/>
+        </w:rPr>
+        <w:t xml:space="preserve"> prioridade para jogos desenvolvidos em </w:t>
+      </w:r>
+      <w:r>
+        <w:rPr>
+          <w:b/>
+          <w:bCs/>
+          <w:lang w:val="pt-BR"/>
+        </w:rPr>
+        <w:t>Unity</w:t>
+      </w:r>
+      <w:r>
+        <w:rPr>
+          <w:lang w:val="pt-BR"/>
+        </w:rPr>
+        <w:t xml:space="preserve">, </w:t>
+      </w:r>
+      <w:r>
+        <w:rPr>
+          <w:b/>
+          <w:bCs/>
+          <w:lang w:val="pt-BR"/>
+        </w:rPr>
+        <w:t>Unreal</w:t>
+      </w:r>
+      <w:r>
+        <w:rPr>
+          <w:lang w:val="pt-BR"/>
+        </w:rPr>
+        <w:t xml:space="preserve"> ou </w:t>
+      </w:r>
+      <w:r>
+        <w:rPr>
+          <w:b/>
+          <w:bCs/>
+          <w:lang w:val="pt-BR"/>
+        </w:rPr>
+        <w:t>Godot</w:t>
+      </w:r>
+      <w:r>
+        <w:rPr>
+          <w:lang w:val="pt-BR"/>
+        </w:rPr>
+        <w:t>, por serem as mais utilizadas no ensino técnico e em produções independentes.</w:t>
+      </w:r>
+    </w:p>
+    <w:p>
+      <w:pPr>
+        <w:numPr>
+          <w:ilvl w:val="0"/>
+          <w:numId w:val="14"/>
+        </w:numPr>
+        <w:jc w:val="both"/>
+        <w:rPr>
+          <w:lang w:val="pt-BR"/>
+        </w:rPr>
+      </w:pPr>
+      <w:r>
+        <w:rPr>
+          <w:b/>
+          <w:bCs/>
+          <w:lang w:val="pt-BR"/>
+        </w:rPr>
+        <w:lastRenderedPageBreak/>
+        <w:t>Popularidade:</w:t>
+      </w:r>
+      <w:r>
+        <w:rPr>
+          <w:lang w:val="pt-BR"/>
+        </w:rPr>
+        <w:t xml:space="preserve"> o jogo deve possuir, no mínimo, </w:t>
+      </w:r>
+      <w:r>
+        <w:rPr>
+          <w:b/>
+          <w:bCs/>
+          <w:lang w:val="pt-BR"/>
+        </w:rPr>
+        <w:t>1000 downloads</w:t>
+      </w:r>
+      <w:r>
+        <w:rPr>
+          <w:lang w:val="pt-BR"/>
+        </w:rPr>
+        <w:t xml:space="preserve"> ou </w:t>
+      </w:r>
+      <w:r>
+        <w:rPr>
+          <w:b/>
+          <w:bCs/>
+          <w:lang w:val="pt-BR"/>
+        </w:rPr>
+        <w:t>avaliações públicas</w:t>
+      </w:r>
+      <w:r>
+        <w:rPr>
+          <w:lang w:val="pt-BR"/>
+        </w:rPr>
+        <w:t xml:space="preserve"> em plataformas como </w:t>
+      </w:r>
+      <w:proofErr w:type="spellStart"/>
+      <w:r>
+        <w:rPr>
+          <w:lang w:val="pt-BR"/>
+        </w:rPr>
+        <w:t>Steam</w:t>
+      </w:r>
+      <w:proofErr w:type="spellEnd"/>
+      <w:r>
+        <w:rPr>
+          <w:lang w:val="pt-BR"/>
+        </w:rPr>
+        <w:t>, Itch.io ou Google Play.</w:t>
+      </w:r>
+    </w:p>
+    <w:p>
+      <w:pPr>
+        <w:numPr>
+          <w:ilvl w:val="0"/>
+          <w:numId w:val="14"/>
+        </w:numPr>
+        <w:jc w:val="both"/>
+        <w:rPr>
+          <w:lang w:val="pt-BR"/>
+        </w:rPr>
+      </w:pPr>
+      <w:r>
+        <w:rPr>
+          <w:b/>
+          <w:bCs/>
+          <w:lang w:val="pt-BR"/>
+        </w:rPr>
+        <w:t>Acessibilidade declarada:</w:t>
+      </w:r>
+      <w:r>
+        <w:rPr>
+          <w:lang w:val="pt-BR"/>
+        </w:rPr>
+        <w:t xml:space="preserve"> preferência para títulos que mencionem diretrizes, opções inclusivas ou experiências voltadas à saúde mental e bem-estar.</w:t>
+      </w:r>
+    </w:p>
+    <w:p>
+      <w:pPr>
+        <w:numPr>
+          <w:ilvl w:val="0"/>
+          <w:numId w:val="14"/>
+        </w:numPr>
+        <w:jc w:val="both"/>
+        <w:rPr>
+          <w:lang w:val="pt-BR"/>
+        </w:rPr>
+      </w:pPr>
+      <w:r>
+        <w:rPr>
+          <w:b/>
+          <w:bCs/>
+          <w:lang w:val="pt-BR"/>
+        </w:rPr>
+        <w:t>Disponibilidade:</w:t>
+      </w:r>
+      <w:r>
+        <w:rPr>
+          <w:lang w:val="pt-BR"/>
+        </w:rPr>
+        <w:t xml:space="preserve"> jogos gratuitos ou de fácil acesso, para garantir reprodutibilidade da análise.</w:t>
+      </w:r>
+    </w:p>
+    <w:p>
+      <w:pPr>
+        <w:ind w:left="360"/>
+        <w:jc w:val="both"/>
+        <w:rPr>
+          <w:lang w:val="pt-BR"/>
+        </w:rPr>
+      </w:pPr>
+    </w:p>
+    <w:p>
+      <w:pPr>
+        <w:ind w:left="360"/>
+        <w:jc w:val="both"/>
+        <w:rPr>
+          <w:b/>
+          <w:bCs/>
+          <w:lang w:val="pt-BR"/>
+        </w:rPr>
+      </w:pPr>
+      <w:r>
+        <w:rPr>
+          <w:b/>
+          <w:bCs/>
+          <w:lang w:val="pt-BR"/>
+        </w:rPr>
+        <w:t>Forma de aplicação do checklist</w:t>
+      </w:r>
+    </w:p>
+    <w:p>
+      <w:pPr>
+        <w:ind w:left="360"/>
+        <w:jc w:val="both"/>
+        <w:rPr>
+          <w:lang w:val="pt-BR"/>
+        </w:rPr>
+      </w:pPr>
+      <w:r>
+        <w:rPr>
+          <w:lang w:val="pt-BR"/>
+        </w:rPr>
+        <w:t>A aplicação do checklist seguirá um protocolo padronizado:</w:t>
+      </w:r>
+    </w:p>
+    <w:p>
+      <w:pPr>
+        <w:numPr>
+          <w:ilvl w:val="0"/>
+          <w:numId w:val="15"/>
+        </w:numPr>
+        <w:jc w:val="both"/>
+        <w:rPr>
+          <w:lang w:val="pt-BR"/>
+        </w:rPr>
+      </w:pPr>
+      <w:r>
+        <w:rPr>
+          <w:lang w:val="pt-BR"/>
+        </w:rPr>
+        <w:t xml:space="preserve">O checklist será baseado nas </w:t>
+      </w:r>
+      <w:r>
+        <w:rPr>
+          <w:b/>
+          <w:bCs/>
+          <w:lang w:val="pt-BR"/>
+        </w:rPr>
+        <w:t xml:space="preserve">Game </w:t>
+      </w:r>
+      <w:proofErr w:type="spellStart"/>
+      <w:r>
+        <w:rPr>
+          <w:b/>
+          <w:bCs/>
+          <w:lang w:val="pt-BR"/>
+        </w:rPr>
+        <w:t>Accessibility</w:t>
+      </w:r>
+      <w:proofErr w:type="spellEnd"/>
+      <w:r>
+        <w:rPr>
+          <w:b/>
+          <w:bCs/>
+          <w:lang w:val="pt-BR"/>
+        </w:rPr>
+        <w:t xml:space="preserve"> </w:t>
+      </w:r>
+      <w:proofErr w:type="spellStart"/>
+      <w:r>
+        <w:rPr>
+          <w:b/>
+          <w:bCs/>
+          <w:lang w:val="pt-BR"/>
+        </w:rPr>
+        <w:t>Guidelines</w:t>
+      </w:r>
+      <w:proofErr w:type="spellEnd"/>
+      <w:r>
+        <w:rPr>
+          <w:lang w:val="pt-BR"/>
+        </w:rPr>
+        <w:t xml:space="preserve"> e adaptado para o eixo </w:t>
+      </w:r>
+      <w:r>
+        <w:rPr>
+          <w:b/>
+          <w:bCs/>
+          <w:lang w:val="pt-BR"/>
+        </w:rPr>
+        <w:t>psicossocial</w:t>
+      </w:r>
+      <w:r>
+        <w:rPr>
+          <w:lang w:val="pt-BR"/>
+        </w:rPr>
+        <w:t>.</w:t>
+      </w:r>
+    </w:p>
+    <w:p>
+      <w:pPr>
+        <w:numPr>
+          <w:ilvl w:val="0"/>
+          <w:numId w:val="15"/>
+        </w:numPr>
+        <w:jc w:val="both"/>
+        <w:rPr>
+          <w:lang w:val="pt-BR"/>
+        </w:rPr>
+      </w:pPr>
+      <w:r>
+        <w:rPr>
+          <w:b/>
+          <w:bCs/>
+          <w:lang w:val="pt-BR"/>
+        </w:rPr>
+        <w:t>Dois avaliadores independentes</w:t>
+      </w:r>
+      <w:r>
+        <w:rPr>
+          <w:lang w:val="pt-BR"/>
+        </w:rPr>
+        <w:t xml:space="preserve"> realizarão a aplicação, garantindo consistência e reduzindo vieses.</w:t>
+      </w:r>
+    </w:p>
+    <w:p>
+      <w:pPr>
+        <w:numPr>
+          <w:ilvl w:val="0"/>
+          <w:numId w:val="15"/>
+        </w:numPr>
+        <w:jc w:val="both"/>
+        <w:rPr>
+          <w:lang w:val="pt-BR"/>
+        </w:rPr>
+      </w:pPr>
+      <w:r>
+        <w:rPr>
+          <w:lang w:val="pt-BR"/>
+        </w:rPr>
+        <w:t xml:space="preserve">Ambos os avaliadores passarão por um </w:t>
+      </w:r>
+      <w:r>
+        <w:rPr>
+          <w:b/>
+          <w:bCs/>
+          <w:lang w:val="pt-BR"/>
+        </w:rPr>
+        <w:t>treinamento prévio</w:t>
+      </w:r>
+      <w:r>
+        <w:rPr>
+          <w:lang w:val="pt-BR"/>
+        </w:rPr>
+        <w:t>, com um jogo piloto usado para calibrar interpretações.</w:t>
+      </w:r>
+    </w:p>
+    <w:p>
+      <w:pPr>
+        <w:numPr>
+          <w:ilvl w:val="0"/>
+          <w:numId w:val="15"/>
+        </w:numPr>
+        <w:jc w:val="both"/>
+        <w:rPr>
+          <w:lang w:val="pt-BR"/>
+        </w:rPr>
+      </w:pPr>
+      <w:r>
+        <w:rPr>
+          <w:lang w:val="pt-BR"/>
+        </w:rPr>
+        <w:t xml:space="preserve">Cada item do checklist será registrado em </w:t>
+      </w:r>
+      <w:r>
+        <w:rPr>
+          <w:b/>
+          <w:bCs/>
+          <w:lang w:val="pt-BR"/>
+        </w:rPr>
+        <w:t>planilha de controle compartilhada</w:t>
+      </w:r>
+      <w:r>
+        <w:rPr>
+          <w:lang w:val="pt-BR"/>
+        </w:rPr>
+        <w:t>, contendo campos para pontuação, observações e justificativas.</w:t>
+      </w:r>
+    </w:p>
+    <w:p>
+      <w:pPr>
+        <w:numPr>
+          <w:ilvl w:val="0"/>
+          <w:numId w:val="15"/>
+        </w:numPr>
+        <w:jc w:val="both"/>
+        <w:rPr>
+          <w:lang w:val="pt-BR"/>
+        </w:rPr>
+      </w:pPr>
+      <w:r>
+        <w:rPr>
+          <w:lang w:val="pt-BR"/>
+        </w:rPr>
+        <w:t xml:space="preserve">Divergências de pontuação entre avaliadores serão discutidas até alcançar </w:t>
+      </w:r>
+      <w:r>
+        <w:rPr>
+          <w:b/>
+          <w:bCs/>
+          <w:lang w:val="pt-BR"/>
+        </w:rPr>
+        <w:t>consenso</w:t>
+      </w:r>
+      <w:r>
+        <w:rPr>
+          <w:lang w:val="pt-BR"/>
+        </w:rPr>
+        <w:t xml:space="preserve"> documentado.</w:t>
+      </w:r>
+    </w:p>
+    <w:p>
+      <w:pPr>
+        <w:ind w:left="360"/>
+        <w:jc w:val="both"/>
+        <w:rPr>
+          <w:lang w:val="pt-BR"/>
+        </w:rPr>
+      </w:pPr>
+    </w:p>
+    <w:p>
+      <w:pPr>
+        <w:ind w:left="360"/>
+        <w:jc w:val="both"/>
+        <w:rPr>
+          <w:b/>
+          <w:bCs/>
+          <w:lang w:val="pt-BR"/>
+        </w:rPr>
+      </w:pPr>
+      <w:r>
+        <w:rPr>
+          <w:b/>
+          <w:bCs/>
+          <w:lang w:val="pt-BR"/>
+        </w:rPr>
+        <w:t>Escala de pontuação e sistema de avaliação</w:t>
+      </w:r>
+    </w:p>
+    <w:p>
+      <w:pPr>
+        <w:ind w:left="360"/>
+        <w:jc w:val="both"/>
+        <w:rPr>
+          <w:lang w:val="pt-BR"/>
+        </w:rPr>
+      </w:pPr>
+      <w:r>
+        <w:rPr>
+          <w:lang w:val="pt-BR"/>
+        </w:rPr>
+        <w:t xml:space="preserve">A pontuação seguirá uma </w:t>
+      </w:r>
+      <w:r>
+        <w:rPr>
+          <w:b/>
+          <w:bCs/>
+          <w:lang w:val="pt-BR"/>
+        </w:rPr>
+        <w:t>escala ordinal de 0 a 2</w:t>
+      </w:r>
+      <w:r>
+        <w:rPr>
+          <w:lang w:val="pt-BR"/>
+        </w:rPr>
+        <w:t>, conforme a tabela:</w:t>
+      </w:r>
+    </w:p>
+    <w:tbl>
+      <w:tblPr>
+        <w:tblW w:w="0" w:type="auto"/>
+        <w:tblCellSpacing w:w="15" w:type="dxa"/>
+        <w:tblCellMar>
+          <w:top w:w="15" w:type="dxa"/>
+          <w:left w:w="15" w:type="dxa"/>
+          <w:bottom w:w="15" w:type="dxa"/>
+          <w:right w:w="15" w:type="dxa"/>
+        </w:tblCellMar>
+        <w:tblLook w:val="04A0" w:firstRow="1" w:lastRow="0" w:firstColumn="1" w:lastColumn="0" w:noHBand="0" w:noVBand="1"/>
+      </w:tblPr>
+      <w:tblGrid>
+        <w:gridCol w:w="1504"/>
+        <w:gridCol w:w="6321"/>
+      </w:tblGrid>
+      <w:tr>
+        <w:trPr>
+          <w:tblHeader/>
+          <w:tblCellSpacing w:w="15" w:type="dxa"/>
+        </w:trPr>
+        <w:tc>
+          <w:tcPr>
+            <w:tcW w:w="0" w:type="auto"/>
+            <w:vAlign w:val="center"/>
+            <w:hideMark/>
+          </w:tcPr>
+          <w:p>
+            <w:pPr>
+              <w:ind w:left="360"/>
+              <w:jc w:val="both"/>
+              <w:rPr>
+                <w:b/>
+                <w:bCs/>
+                <w:lang w:val="pt-BR"/>
+              </w:rPr>
+            </w:pPr>
+            <w:r>
+              <w:rPr>
+                <w:b/>
+                <w:bCs/>
+                <w:lang w:val="pt-BR"/>
+              </w:rPr>
+              <w:t>Pontuação</w:t>
+            </w:r>
+          </w:p>
+        </w:tc>
+        <w:tc>
+          <w:tcPr>
+            <w:tcW w:w="0" w:type="auto"/>
+            <w:vAlign w:val="center"/>
+            <w:hideMark/>
+          </w:tcPr>
+          <w:p>
+            <w:pPr>
+              <w:ind w:left="360"/>
+              <w:jc w:val="both"/>
+              <w:rPr>
+                <w:b/>
+                <w:bCs/>
+                <w:lang w:val="pt-BR"/>
+              </w:rPr>
+            </w:pPr>
+            <w:r>
+              <w:rPr>
+                <w:b/>
+                <w:bCs/>
+                <w:lang w:val="pt-BR"/>
+              </w:rPr>
+              <w:t>Descrição</w:t>
+            </w:r>
+          </w:p>
+        </w:tc>
+      </w:tr>
+      <w:tr>
+        <w:trPr>
+          <w:tblCellSpacing w:w="15" w:type="dxa"/>
+        </w:trPr>
+        <w:tc>
+          <w:tcPr>
+            <w:tcW w:w="0" w:type="auto"/>
+            <w:vAlign w:val="center"/>
+            <w:hideMark/>
+          </w:tcPr>
+          <w:p>
+            <w:pPr>
+              <w:ind w:left="360"/>
+              <w:jc w:val="both"/>
+              <w:rPr>
+                <w:lang w:val="pt-BR"/>
+              </w:rPr>
+            </w:pPr>
+            <w:r>
+              <w:rPr>
+                <w:lang w:val="pt-BR"/>
+              </w:rPr>
+              <w:t>0</w:t>
+            </w:r>
+          </w:p>
+        </w:tc>
+        <w:tc>
+          <w:tcPr>
+            <w:tcW w:w="0" w:type="auto"/>
+            <w:vAlign w:val="center"/>
+            <w:hideMark/>
+          </w:tcPr>
+          <w:p>
+            <w:pPr>
+              <w:ind w:left="360"/>
+              <w:jc w:val="both"/>
+              <w:rPr>
+                <w:lang w:val="pt-BR"/>
+              </w:rPr>
+            </w:pPr>
+            <w:r>
+              <w:rPr>
+                <w:lang w:val="pt-BR"/>
+              </w:rPr>
+              <w:t>Prática ausente ou contrária às diretrizes psicossociais</w:t>
+            </w:r>
+          </w:p>
+        </w:tc>
+      </w:tr>
+      <w:tr>
+        <w:trPr>
+          <w:tblCellSpacing w:w="15" w:type="dxa"/>
+        </w:trPr>
+        <w:tc>
+          <w:tcPr>
+            <w:tcW w:w="0" w:type="auto"/>
+            <w:vAlign w:val="center"/>
+            <w:hideMark/>
+          </w:tcPr>
+          <w:p>
+            <w:pPr>
+              <w:ind w:left="360"/>
+              <w:jc w:val="both"/>
+              <w:rPr>
+                <w:lang w:val="pt-BR"/>
+              </w:rPr>
+            </w:pPr>
+            <w:r>
+              <w:rPr>
+                <w:lang w:val="pt-BR"/>
+              </w:rPr>
+              <w:t>1</w:t>
+            </w:r>
+          </w:p>
+        </w:tc>
+        <w:tc>
+          <w:tcPr>
+            <w:tcW w:w="0" w:type="auto"/>
+            <w:vAlign w:val="center"/>
+            <w:hideMark/>
+          </w:tcPr>
+          <w:p>
+            <w:pPr>
+              <w:ind w:left="360"/>
+              <w:jc w:val="both"/>
+              <w:rPr>
+                <w:lang w:val="pt-BR"/>
+              </w:rPr>
+            </w:pPr>
+            <w:r>
+              <w:rPr>
+                <w:lang w:val="pt-BR"/>
+              </w:rPr>
+              <w:t>Prática parcialmente implementada ou sem clareza de impacto</w:t>
+            </w:r>
+          </w:p>
+        </w:tc>
+      </w:tr>
+      <w:tr>
+        <w:trPr>
+          <w:tblCellSpacing w:w="15" w:type="dxa"/>
+        </w:trPr>
+        <w:tc>
+          <w:tcPr>
+            <w:tcW w:w="0" w:type="auto"/>
+            <w:vAlign w:val="center"/>
+            <w:hideMark/>
+          </w:tcPr>
+          <w:p>
+            <w:pPr>
+              <w:ind w:left="360"/>
+              <w:jc w:val="both"/>
+              <w:rPr>
+                <w:lang w:val="pt-BR"/>
+              </w:rPr>
+            </w:pPr>
+            <w:r>
+              <w:rPr>
+                <w:lang w:val="pt-BR"/>
+              </w:rPr>
+              <w:t>2</w:t>
+            </w:r>
+          </w:p>
+        </w:tc>
+        <w:tc>
+          <w:tcPr>
+            <w:tcW w:w="0" w:type="auto"/>
+            <w:vAlign w:val="center"/>
+            <w:hideMark/>
+          </w:tcPr>
+          <w:p>
+            <w:pPr>
+              <w:ind w:left="360"/>
+              <w:jc w:val="both"/>
+              <w:rPr>
+                <w:lang w:val="pt-BR"/>
+              </w:rPr>
+            </w:pPr>
+            <w:r>
+              <w:rPr>
+                <w:lang w:val="pt-BR"/>
+              </w:rPr>
+              <w:t>Prática claramente implementada e funcional</w:t>
+            </w:r>
+          </w:p>
+        </w:tc>
+      </w:tr>
+    </w:tbl>
+    <w:p>
+      <w:pPr>
+        <w:ind w:left="360"/>
+        <w:jc w:val="both"/>
+        <w:rPr>
+          <w:lang w:val="pt-BR"/>
+        </w:rPr>
+      </w:pPr>
+      <w:r>
+        <w:rPr>
+          <w:lang w:val="pt-BR"/>
+        </w:rPr>
+        <w:t xml:space="preserve">A média final de cada jogo será calculada pela soma dos pontos obtidos dividida pelo total de itens avaliados, gerando uma </w:t>
+      </w:r>
+      <w:r>
+        <w:rPr>
+          <w:b/>
+          <w:bCs/>
+          <w:lang w:val="pt-BR"/>
+        </w:rPr>
+        <w:t>pontuação percentual de aderência psicossocial</w:t>
+      </w:r>
+      <w:r>
+        <w:rPr>
+          <w:lang w:val="pt-BR"/>
+        </w:rPr>
+        <w:t>.</w:t>
+      </w:r>
+    </w:p>
+    <w:p>
+      <w:pPr>
+        <w:ind w:left="360"/>
+        <w:jc w:val="both"/>
+        <w:rPr>
+          <w:lang w:val="pt-BR"/>
+        </w:rPr>
+      </w:pPr>
+    </w:p>
+    <w:p>
+      <w:pPr>
+        <w:ind w:left="360"/>
+        <w:jc w:val="both"/>
+        <w:rPr>
+          <w:b/>
+          <w:bCs/>
+          <w:lang w:val="pt-BR"/>
+        </w:rPr>
+      </w:pPr>
+      <w:r>
+        <w:rPr>
+          <w:b/>
+          <w:bCs/>
+          <w:lang w:val="pt-BR"/>
+        </w:rPr>
+        <w:lastRenderedPageBreak/>
+        <w:t>Plano de análise dos dados</w:t>
+      </w:r>
+    </w:p>
+    <w:p>
+      <w:pPr>
+        <w:ind w:left="360"/>
+        <w:jc w:val="both"/>
+        <w:rPr>
+          <w:lang w:val="pt-BR"/>
+        </w:rPr>
+      </w:pPr>
+      <w:r>
+        <w:rPr>
+          <w:lang w:val="pt-BR"/>
+        </w:rPr>
+        <w:t xml:space="preserve">Os dados coletados serão tratados de forma </w:t>
+      </w:r>
+      <w:r>
+        <w:rPr>
+          <w:b/>
+          <w:bCs/>
+          <w:lang w:val="pt-BR"/>
+        </w:rPr>
+        <w:t>quantitativa e qualitativa</w:t>
+      </w:r>
+      <w:r>
+        <w:rPr>
+          <w:lang w:val="pt-BR"/>
+        </w:rPr>
+        <w:t>:</w:t>
+      </w:r>
+    </w:p>
+    <w:p>
+      <w:pPr>
+        <w:numPr>
+          <w:ilvl w:val="0"/>
+          <w:numId w:val="16"/>
+        </w:numPr>
+        <w:jc w:val="both"/>
+        <w:rPr>
+          <w:lang w:val="pt-BR"/>
+        </w:rPr>
+      </w:pPr>
+      <w:r>
+        <w:rPr>
+          <w:lang w:val="pt-BR"/>
+        </w:rPr>
+        <w:t xml:space="preserve">A análise </w:t>
+      </w:r>
+      <w:r>
+        <w:rPr>
+          <w:b/>
+          <w:bCs/>
+          <w:lang w:val="pt-BR"/>
+        </w:rPr>
+        <w:t>quantitativa</w:t>
+      </w:r>
+      <w:r>
+        <w:rPr>
+          <w:lang w:val="pt-BR"/>
+        </w:rPr>
+        <w:t xml:space="preserve"> apresentará os resultados em </w:t>
+      </w:r>
+      <w:r>
+        <w:rPr>
+          <w:b/>
+          <w:bCs/>
+          <w:lang w:val="pt-BR"/>
+        </w:rPr>
+        <w:t>tabelas e gráficos comparativos</w:t>
+      </w:r>
+      <w:r>
+        <w:rPr>
+          <w:lang w:val="pt-BR"/>
+        </w:rPr>
+        <w:t>, mostrando a pontuação média por jogo e por categoria (ex.: cooperação, identidade, bem-estar).</w:t>
+      </w:r>
+    </w:p>
+    <w:p>
+      <w:pPr>
+        <w:numPr>
+          <w:ilvl w:val="0"/>
+          <w:numId w:val="16"/>
+        </w:numPr>
+        <w:jc w:val="both"/>
+        <w:rPr>
+          <w:lang w:val="pt-BR"/>
+        </w:rPr>
+      </w:pPr>
+      <w:r>
+        <w:rPr>
+          <w:lang w:val="pt-BR"/>
+        </w:rPr>
+        <w:t xml:space="preserve">A análise </w:t>
+      </w:r>
+      <w:r>
+        <w:rPr>
+          <w:b/>
+          <w:bCs/>
+          <w:lang w:val="pt-BR"/>
+        </w:rPr>
+        <w:t>qualitativa</w:t>
+      </w:r>
+      <w:r>
+        <w:rPr>
+          <w:lang w:val="pt-BR"/>
+        </w:rPr>
+        <w:t xml:space="preserve"> explorará exemplos concretos de boas práticas e deficiências recorrentes, com trechos descritivos e capturas de tela ilustrativas.</w:t>
+      </w:r>
+    </w:p>
+    <w:p>
+      <w:pPr>
+        <w:numPr>
+          <w:ilvl w:val="0"/>
+          <w:numId w:val="16"/>
+        </w:numPr>
+        <w:jc w:val="both"/>
+        <w:rPr>
+          <w:lang w:val="pt-BR"/>
+        </w:rPr>
+      </w:pPr>
+      <w:r>
+        <w:rPr>
+          <w:lang w:val="pt-BR"/>
+        </w:rPr>
+        <w:t xml:space="preserve">O software </w:t>
+      </w:r>
+      <w:r>
+        <w:rPr>
+          <w:b/>
+          <w:bCs/>
+          <w:lang w:val="pt-BR"/>
+        </w:rPr>
+        <w:t xml:space="preserve">Google </w:t>
+      </w:r>
+      <w:proofErr w:type="spellStart"/>
+      <w:r>
+        <w:rPr>
+          <w:b/>
+          <w:bCs/>
+          <w:lang w:val="pt-BR"/>
+        </w:rPr>
+        <w:t>Sheets</w:t>
+      </w:r>
+      <w:proofErr w:type="spellEnd"/>
+      <w:r>
+        <w:rPr>
+          <w:lang w:val="pt-BR"/>
+        </w:rPr>
+        <w:t xml:space="preserve"> e o editor gráfico </w:t>
+      </w:r>
+      <w:proofErr w:type="spellStart"/>
+      <w:r>
+        <w:rPr>
+          <w:b/>
+          <w:bCs/>
+          <w:lang w:val="pt-BR"/>
+        </w:rPr>
+        <w:t>Canva</w:t>
+      </w:r>
+      <w:proofErr w:type="spellEnd"/>
+      <w:r>
+        <w:rPr>
+          <w:lang w:val="pt-BR"/>
+        </w:rPr>
+        <w:t xml:space="preserve"> serão utilizados para tabulação e visualização dos resultados.</w:t>
+      </w:r>
+    </w:p>
+    <w:p>
+      <w:pPr>
+        <w:ind w:left="360"/>
+        <w:jc w:val="both"/>
+        <w:rPr>
+          <w:lang w:val="pt-BR"/>
+        </w:rPr>
+      </w:pPr>
+    </w:p>
+    <w:p>
+      <w:pPr>
+        <w:ind w:left="360"/>
+        <w:jc w:val="both"/>
+        <w:rPr>
+          <w:b/>
+          <w:bCs/>
+          <w:lang w:val="pt-BR"/>
+        </w:rPr>
+      </w:pPr>
+      <w:r>
+        <w:rPr>
+          <w:b/>
+          <w:bCs/>
+          <w:lang w:val="pt-BR"/>
+        </w:rPr>
+        <w:t>Cronograma para coleta e análise</w:t>
+      </w:r>
+    </w:p>
+    <w:tbl>
+      <w:tblPr>
+        <w:tblW w:w="0" w:type="auto"/>
+        <w:tblCellSpacing w:w="15" w:type="dxa"/>
+        <w:tblCellMar>
+          <w:top w:w="15" w:type="dxa"/>
+          <w:left w:w="15" w:type="dxa"/>
+          <w:bottom w:w="15" w:type="dxa"/>
+          <w:right w:w="15" w:type="dxa"/>
+        </w:tblCellMar>
+        <w:tblLook w:val="04A0" w:firstRow="1" w:lastRow="0" w:firstColumn="1" w:lastColumn="0" w:noHBand="0" w:noVBand="1"/>
+      </w:tblPr>
+      <w:tblGrid>
+        <w:gridCol w:w="2674"/>
+        <w:gridCol w:w="2018"/>
+        <w:gridCol w:w="3948"/>
+      </w:tblGrid>
+      <w:tr>
+        <w:trPr>
+          <w:tblHeader/>
+          <w:tblCellSpacing w:w="15" w:type="dxa"/>
+        </w:trPr>
+        <w:tc>
+          <w:tcPr>
+            <w:tcW w:w="0" w:type="auto"/>
+            <w:vAlign w:val="center"/>
+            <w:hideMark/>
+          </w:tcPr>
+          <w:p>
+            <w:pPr>
+              <w:ind w:left="360"/>
+              <w:jc w:val="both"/>
+              <w:rPr>
+                <w:b/>
+                <w:bCs/>
+                <w:lang w:val="pt-BR"/>
+              </w:rPr>
+            </w:pPr>
+            <w:r>
+              <w:rPr>
+                <w:b/>
+                <w:bCs/>
+                <w:lang w:val="pt-BR"/>
+              </w:rPr>
+              <w:t>Etapa</w:t>
+            </w:r>
+          </w:p>
+        </w:tc>
+        <w:tc>
+          <w:tcPr>
+            <w:tcW w:w="0" w:type="auto"/>
+            <w:vAlign w:val="center"/>
+            <w:hideMark/>
+          </w:tcPr>
+          <w:p>
+            <w:pPr>
+              <w:ind w:left="360"/>
+              <w:jc w:val="both"/>
+              <w:rPr>
+                <w:b/>
+                <w:bCs/>
+                <w:lang w:val="pt-BR"/>
+              </w:rPr>
+            </w:pPr>
+            <w:r>
+              <w:rPr>
+                <w:b/>
+                <w:bCs/>
+                <w:lang w:val="pt-BR"/>
+              </w:rPr>
+              <w:t>Período estimado</w:t>
+            </w:r>
+          </w:p>
+        </w:tc>
+        <w:tc>
+          <w:tcPr>
+            <w:tcW w:w="0" w:type="auto"/>
+            <w:vAlign w:val="center"/>
+            <w:hideMark/>
+          </w:tcPr>
+          <w:p>
+            <w:pPr>
+              <w:ind w:left="360"/>
+              <w:jc w:val="both"/>
+              <w:rPr>
+                <w:b/>
+                <w:bCs/>
+                <w:lang w:val="pt-BR"/>
+              </w:rPr>
+            </w:pPr>
+            <w:r>
+              <w:rPr>
+                <w:b/>
+                <w:bCs/>
+                <w:lang w:val="pt-BR"/>
+              </w:rPr>
+              <w:t>Descrição</w:t>
+            </w:r>
+          </w:p>
+        </w:tc>
+      </w:tr>
+      <w:tr>
+        <w:trPr>
+          <w:tblCellSpacing w:w="15" w:type="dxa"/>
+        </w:trPr>
+        <w:tc>
+          <w:tcPr>
+            <w:tcW w:w="0" w:type="auto"/>
+            <w:vAlign w:val="center"/>
+            <w:hideMark/>
+          </w:tcPr>
+          <w:p>
+            <w:pPr>
+              <w:ind w:left="360"/>
+              <w:jc w:val="both"/>
+              <w:rPr>
+                <w:lang w:val="pt-BR"/>
+              </w:rPr>
+            </w:pPr>
+            <w:r>
+              <w:rPr>
+                <w:lang w:val="pt-BR"/>
+              </w:rPr>
+              <w:t>Seleção dos jogos</w:t>
+            </w:r>
+          </w:p>
+        </w:tc>
+        <w:tc>
+          <w:tcPr>
+            <w:tcW w:w="0" w:type="auto"/>
+            <w:vAlign w:val="center"/>
+            <w:hideMark/>
+          </w:tcPr>
+          <w:p>
+            <w:pPr>
+              <w:ind w:left="360"/>
+              <w:jc w:val="both"/>
+              <w:rPr>
+                <w:lang w:val="pt-BR"/>
+              </w:rPr>
+            </w:pPr>
+            <w:r>
+              <w:rPr>
+                <w:b/>
+                <w:bCs/>
+                <w:lang w:val="pt-BR"/>
+              </w:rPr>
+              <w:t>Março de 2025</w:t>
+            </w:r>
+          </w:p>
+        </w:tc>
+        <w:tc>
+          <w:tcPr>
+            <w:tcW w:w="0" w:type="auto"/>
+            <w:vAlign w:val="center"/>
+            <w:hideMark/>
+          </w:tcPr>
+          <w:p>
+            <w:pPr>
+              <w:ind w:left="360"/>
+              <w:jc w:val="both"/>
+              <w:rPr>
+                <w:lang w:val="pt-BR"/>
+              </w:rPr>
+            </w:pPr>
+            <w:r>
+              <w:rPr>
+                <w:lang w:val="pt-BR"/>
+              </w:rPr>
+              <w:t>Definição da amostra com base nos critérios estabelecidos</w:t>
+            </w:r>
+          </w:p>
+        </w:tc>
+      </w:tr>
+      <w:tr>
+        <w:trPr>
+          <w:tblCellSpacing w:w="15" w:type="dxa"/>
+        </w:trPr>
+        <w:tc>
+          <w:tcPr>
+            <w:tcW w:w="0" w:type="auto"/>
+            <w:vAlign w:val="center"/>
+            <w:hideMark/>
+          </w:tcPr>
+          <w:p>
+            <w:pPr>
+              <w:ind w:left="360"/>
+              <w:jc w:val="both"/>
+              <w:rPr>
+                <w:lang w:val="pt-BR"/>
+              </w:rPr>
+            </w:pPr>
+            <w:r>
+              <w:rPr>
+                <w:lang w:val="pt-BR"/>
+              </w:rPr>
+              <w:t>Treinamento dos avaliadores</w:t>
+            </w:r>
+          </w:p>
+        </w:tc>
+        <w:tc>
+          <w:tcPr>
+            <w:tcW w:w="0" w:type="auto"/>
+            <w:vAlign w:val="center"/>
+            <w:hideMark/>
+          </w:tcPr>
+          <w:p>
+            <w:pPr>
+              <w:ind w:left="360"/>
+              <w:jc w:val="both"/>
+              <w:rPr>
+                <w:lang w:val="pt-BR"/>
+              </w:rPr>
+            </w:pPr>
+            <w:r>
+              <w:rPr>
+                <w:b/>
+                <w:bCs/>
+                <w:lang w:val="pt-BR"/>
+              </w:rPr>
+              <w:t>Abril de 2025</w:t>
+            </w:r>
+          </w:p>
+        </w:tc>
+        <w:tc>
+          <w:tcPr>
+            <w:tcW w:w="0" w:type="auto"/>
+            <w:vAlign w:val="center"/>
+            <w:hideMark/>
+          </w:tcPr>
+          <w:p>
+            <w:pPr>
+              <w:ind w:left="360"/>
+              <w:jc w:val="both"/>
+              <w:rPr>
+                <w:lang w:val="pt-BR"/>
+              </w:rPr>
+            </w:pPr>
+            <w:r>
+              <w:rPr>
+                <w:lang w:val="pt-BR"/>
+              </w:rPr>
+              <w:t>Calibração de interpretação e testes do checklist</w:t>
+            </w:r>
+          </w:p>
+        </w:tc>
+      </w:tr>
+      <w:tr>
+        <w:trPr>
+          <w:tblCellSpacing w:w="15" w:type="dxa"/>
+        </w:trPr>
+        <w:tc>
+          <w:tcPr>
+            <w:tcW w:w="0" w:type="auto"/>
+            <w:vAlign w:val="center"/>
+            <w:hideMark/>
+          </w:tcPr>
+          <w:p>
+            <w:pPr>
+              <w:ind w:left="360"/>
+              <w:jc w:val="both"/>
+              <w:rPr>
+                <w:lang w:val="pt-BR"/>
+              </w:rPr>
+            </w:pPr>
+            <w:r>
+              <w:rPr>
+                <w:lang w:val="pt-BR"/>
+              </w:rPr>
+              <w:t>Aplicação do checklist</w:t>
+            </w:r>
+          </w:p>
+        </w:tc>
+        <w:tc>
+          <w:tcPr>
+            <w:tcW w:w="0" w:type="auto"/>
+            <w:vAlign w:val="center"/>
+            <w:hideMark/>
+          </w:tcPr>
+          <w:p>
+            <w:pPr>
+              <w:ind w:left="360"/>
+              <w:jc w:val="both"/>
+              <w:rPr>
+                <w:lang w:val="pt-BR"/>
+              </w:rPr>
+            </w:pPr>
+            <w:r>
+              <w:rPr>
+                <w:b/>
+                <w:bCs/>
+                <w:lang w:val="pt-BR"/>
+              </w:rPr>
+              <w:t xml:space="preserve">Maio a </w:t>
+            </w:r>
+            <w:proofErr w:type="gramStart"/>
+            <w:r>
+              <w:rPr>
+                <w:b/>
+                <w:bCs/>
+                <w:lang w:val="pt-BR"/>
+              </w:rPr>
+              <w:t>Junho</w:t>
+            </w:r>
+            <w:proofErr w:type="gramEnd"/>
+            <w:r>
+              <w:rPr>
+                <w:b/>
+                <w:bCs/>
+                <w:lang w:val="pt-BR"/>
+              </w:rPr>
+              <w:t xml:space="preserve"> de 2025</w:t>
+            </w:r>
+          </w:p>
+        </w:tc>
+        <w:tc>
+          <w:tcPr>
+            <w:tcW w:w="0" w:type="auto"/>
+            <w:vAlign w:val="center"/>
+            <w:hideMark/>
+          </w:tcPr>
+          <w:p>
+            <w:pPr>
+              <w:ind w:left="360"/>
+              <w:jc w:val="both"/>
+              <w:rPr>
+                <w:lang w:val="pt-BR"/>
+              </w:rPr>
+            </w:pPr>
+            <w:r>
+              <w:rPr>
+                <w:lang w:val="pt-BR"/>
+              </w:rPr>
+              <w:t>Avaliação completa dos 10 jogos selecionados</w:t>
+            </w:r>
+          </w:p>
+        </w:tc>
+      </w:tr>
+      <w:tr>
+        <w:trPr>
+          <w:tblCellSpacing w:w="15" w:type="dxa"/>
+        </w:trPr>
+        <w:tc>
+          <w:tcPr>
+            <w:tcW w:w="0" w:type="auto"/>
+            <w:vAlign w:val="center"/>
+            <w:hideMark/>
+          </w:tcPr>
+          <w:p>
+            <w:pPr>
+              <w:ind w:left="360"/>
+              <w:jc w:val="both"/>
+              <w:rPr>
+                <w:lang w:val="pt-BR"/>
+              </w:rPr>
+            </w:pPr>
+            <w:r>
+              <w:rPr>
+                <w:lang w:val="pt-BR"/>
+              </w:rPr>
+              <w:t>Consolidação e análise dos dados</w:t>
+            </w:r>
+          </w:p>
+        </w:tc>
+        <w:tc>
+          <w:tcPr>
+            <w:tcW w:w="0" w:type="auto"/>
+            <w:vAlign w:val="center"/>
+            <w:hideMark/>
+          </w:tcPr>
+          <w:p>
+            <w:pPr>
+              <w:ind w:left="360"/>
+              <w:jc w:val="both"/>
+              <w:rPr>
+                <w:lang w:val="pt-BR"/>
+              </w:rPr>
+            </w:pPr>
+            <w:r>
+              <w:rPr>
+                <w:b/>
+                <w:bCs/>
+                <w:lang w:val="pt-BR"/>
+              </w:rPr>
+              <w:t>Julho de 2025</w:t>
+            </w:r>
+          </w:p>
+        </w:tc>
+        <w:tc>
+          <w:tcPr>
+            <w:tcW w:w="0" w:type="auto"/>
+            <w:vAlign w:val="center"/>
+            <w:hideMark/>
+          </w:tcPr>
+          <w:p>
+            <w:pPr>
+              <w:ind w:left="360"/>
+              <w:jc w:val="both"/>
+              <w:rPr>
+                <w:lang w:val="pt-BR"/>
+              </w:rPr>
+            </w:pPr>
+            <w:r>
+              <w:rPr>
+                <w:lang w:val="pt-BR"/>
+              </w:rPr>
+              <w:t>Tabulação, cálculo de médias e comparação de resultados</w:t>
+            </w:r>
+          </w:p>
+        </w:tc>
+      </w:tr>
+      <w:tr>
+        <w:trPr>
+          <w:tblCellSpacing w:w="15" w:type="dxa"/>
+        </w:trPr>
+        <w:tc>
+          <w:tcPr>
+            <w:tcW w:w="0" w:type="auto"/>
+            <w:vAlign w:val="center"/>
+            <w:hideMark/>
+          </w:tcPr>
+          <w:p>
+            <w:pPr>
+              <w:ind w:left="360"/>
+              <w:jc w:val="both"/>
+              <w:rPr>
+                <w:lang w:val="pt-BR"/>
+              </w:rPr>
+            </w:pPr>
+            <w:r>
+              <w:rPr>
+                <w:lang w:val="pt-BR"/>
+              </w:rPr>
+              <w:t>Redação do relatório final</w:t>
+            </w:r>
+          </w:p>
+        </w:tc>
+        <w:tc>
+          <w:tcPr>
+            <w:tcW w:w="0" w:type="auto"/>
+            <w:vAlign w:val="center"/>
+            <w:hideMark/>
+          </w:tcPr>
+          <w:p>
+            <w:pPr>
+              <w:ind w:left="360"/>
+              <w:jc w:val="both"/>
+              <w:rPr>
+                <w:lang w:val="pt-BR"/>
+              </w:rPr>
+            </w:pPr>
+            <w:r>
+              <w:rPr>
+                <w:b/>
+                <w:bCs/>
+                <w:lang w:val="pt-BR"/>
+              </w:rPr>
+              <w:t>Agosto de 2025</w:t>
+            </w:r>
+          </w:p>
+        </w:tc>
+        <w:tc>
+          <w:tcPr>
+            <w:tcW w:w="0" w:type="auto"/>
+            <w:vAlign w:val="center"/>
+            <w:hideMark/>
+          </w:tcPr>
+          <w:p>
+            <w:pPr>
+              <w:ind w:left="360"/>
+              <w:jc w:val="both"/>
+              <w:rPr>
+                <w:lang w:val="pt-BR"/>
+              </w:rPr>
+            </w:pPr>
+            <w:r>
+              <w:rPr>
+                <w:lang w:val="pt-BR"/>
+              </w:rPr>
+              <w:t>Interpretação qualitativa e discussão dos achados</w:t>
+            </w:r>
+          </w:p>
+        </w:tc>
+      </w:tr>
+    </w:tbl>
+    <w:p>
+      <w:pPr>
+        <w:ind w:left="360"/>
+        <w:jc w:val="both"/>
+        <w:rPr>
+          <w:lang w:val="pt-BR"/>
+        </w:rPr>
+      </w:pPr>
+    </w:p>
+    <w:p>
+      <w:pPr>
+        <w:jc w:val="both"/>
+      </w:pPr>
     </w:p>
     <w:p>
       <w:pPr>
@@ -3720,7 +6231,15 @@
       </w:r>
       <w:proofErr w:type="spellEnd"/>
       <w:r>
-        <w:t xml:space="preserve"> que </w:t>
+        <w:t xml:space="preserve"> </w:t>
+      </w:r>
+      <w:proofErr w:type="spellStart"/>
+      <w:r>
+        <w:t>que</w:t>
+      </w:r>
+      <w:proofErr w:type="spellEnd"/>
+      <w:r>
+        <w:t xml:space="preserve"> </w:t>
       </w:r>
       <w:proofErr w:type="spellStart"/>
       <w:r>
@@ -3765,6 +6284,7 @@
     </w:p>
     <w:p>
       <w:r>
+        <w:lastRenderedPageBreak/>
         <w:t xml:space="preserve">As </w:t>
       </w:r>
       <w:proofErr w:type="spellStart"/>
@@ -3965,7 +6485,15 @@
       </w:r>
       <w:proofErr w:type="spellEnd"/>
       <w:r>
-        <w:t xml:space="preserve"> de banco de dados, que </w:t>
+        <w:t xml:space="preserve"> de banco de dados, </w:t>
+      </w:r>
+      <w:proofErr w:type="spellStart"/>
+      <w:r>
+        <w:t>que</w:t>
+      </w:r>
+      <w:proofErr w:type="spellEnd"/>
+      <w:r>
+        <w:t xml:space="preserve"> </w:t>
       </w:r>
       <w:proofErr w:type="spellStart"/>
       <w:r>
@@ -4774,7 +7302,6 @@
           <w:p>
             <w:proofErr w:type="spellStart"/>
             <w:r>
-              <w:lastRenderedPageBreak/>
               <w:t>Opções</w:t>
             </w:r>
             <w:proofErr w:type="spellEnd"/>
@@ -4992,7 +7519,15 @@
             </w:r>
             <w:proofErr w:type="spellEnd"/>
             <w:r>
-              <w:t xml:space="preserve"> que </w:t>
+              <w:t xml:space="preserve"> </w:t>
+            </w:r>
+            <w:proofErr w:type="spellStart"/>
+            <w:r>
+              <w:t>que</w:t>
+            </w:r>
+            <w:proofErr w:type="spellEnd"/>
+            <w:r>
+              <w:t xml:space="preserve"> </w:t>
             </w:r>
             <w:proofErr w:type="spellStart"/>
             <w:r>
@@ -5376,7 +7911,15 @@
             </w:r>
             <w:proofErr w:type="spellEnd"/>
             <w:r>
-              <w:t xml:space="preserve"> que </w:t>
+              <w:t xml:space="preserve"> </w:t>
+            </w:r>
+            <w:proofErr w:type="spellStart"/>
+            <w:r>
+              <w:t>que</w:t>
+            </w:r>
+            <w:proofErr w:type="spellEnd"/>
+            <w:r>
+              <w:t xml:space="preserve"> </w:t>
             </w:r>
             <w:proofErr w:type="spellStart"/>
             <w:r>
@@ -5452,6 +7995,7 @@
           <w:p>
             <w:proofErr w:type="spellStart"/>
             <w:r>
+              <w:lastRenderedPageBreak/>
               <w:t>Documentação</w:t>
             </w:r>
             <w:proofErr w:type="spellEnd"/>
@@ -6210,7 +8754,6 @@
           <w:p>
             <w:proofErr w:type="spellStart"/>
             <w:r>
-              <w:lastRenderedPageBreak/>
               <w:t>Mecanismos</w:t>
             </w:r>
             <w:proofErr w:type="spellEnd"/>
@@ -6238,7 +8781,15 @@
           </w:tcPr>
           <w:p>
             <w:r>
-              <w:t xml:space="preserve">Sistemas que </w:t>
+              <w:t xml:space="preserve">Sistemas </w:t>
+            </w:r>
+            <w:proofErr w:type="spellStart"/>
+            <w:r>
+              <w:t>que</w:t>
+            </w:r>
+            <w:proofErr w:type="spellEnd"/>
+            <w:r>
+              <w:t xml:space="preserve"> </w:t>
             </w:r>
             <w:proofErr w:type="spellStart"/>
             <w:r>
@@ -6775,7 +9326,15 @@
           </w:tcPr>
           <w:p>
             <w:r>
-              <w:t xml:space="preserve">Ferramentas que </w:t>
+              <w:t xml:space="preserve">Ferramentas </w:t>
+            </w:r>
+            <w:proofErr w:type="spellStart"/>
+            <w:r>
+              <w:t>que</w:t>
+            </w:r>
+            <w:proofErr w:type="spellEnd"/>
+            <w:r>
+              <w:t xml:space="preserve"> </w:t>
             </w:r>
             <w:proofErr w:type="spellStart"/>
             <w:r>
@@ -6803,6 +9362,7 @@
             </w:r>
             <w:proofErr w:type="spellStart"/>
             <w:r>
+              <w:lastRenderedPageBreak/>
               <w:t>autocontrole</w:t>
             </w:r>
             <w:proofErr w:type="spellEnd"/>
@@ -6825,6 +9385,7 @@
           </w:tcPr>
           <w:p>
             <w:r>
+              <w:lastRenderedPageBreak/>
               <w:t xml:space="preserve">Uso </w:t>
             </w:r>
             <w:proofErr w:type="spellStart"/>
@@ -6892,15 +9453,36 @@
           <w:b/>
           <w:sz w:val="24"/>
         </w:rPr>
-        <w:t>8</w:t>
-      </w:r>
+        <w:t>8. RESULTADOS ESPERADOS</w:t>
+      </w:r>
+    </w:p>
+    <w:p>
+      <w:pPr>
+        <w:jc w:val="both"/>
+      </w:pPr>
+      <w:r>
+        <w:t>- Um panorama atualizado da inclusão psicossocial em jogos independentes;</w:t>
+      </w:r>
+      <w:r>
+        <w:br/>
+        <w:t>- Um guia prático gratuito para desenvolvedores iniciantes;</w:t>
+      </w:r>
+      <w:r>
+        <w:br/>
+        <w:t>- Maior conscientização sobre potencial psicossocial dos jogos digitais.</w:t>
+      </w:r>
+    </w:p>
+    <w:p>
+      <w:pPr>
+        <w:jc w:val="both"/>
+      </w:pPr>
       <w:r>
         <w:rPr>
           <w:rFonts w:ascii="Times New Roman" w:hAnsi="Times New Roman"/>
           <w:b/>
           <w:sz w:val="24"/>
         </w:rPr>
-        <w:t>. RESULTADOS ESPERADOS</w:t>
+        <w:t>9. REFERÊNCIAS</w:t>
       </w:r>
     </w:p>
     <w:p>
@@ -6908,43 +9490,6 @@
         <w:jc w:val="both"/>
       </w:pPr>
       <w:r>
-        <w:t>- Um panorama atualizado da inclusão psicossocial em jogos independentes;</w:t>
-      </w:r>
-      <w:r>
-        <w:br/>
-        <w:t>- Um guia prático gratuito para desenvolvedores iniciantes;</w:t>
-      </w:r>
-      <w:r>
-        <w:br/>
-        <w:t>- Maior conscientização sobre potencial psicossocial dos jogos digitais.</w:t>
-      </w:r>
-    </w:p>
-    <w:p>
-      <w:pPr>
-        <w:jc w:val="both"/>
-      </w:pPr>
-      <w:r>
-        <w:rPr>
-          <w:rFonts w:ascii="Times New Roman" w:hAnsi="Times New Roman"/>
-          <w:b/>
-          <w:sz w:val="24"/>
-        </w:rPr>
-        <w:t>9</w:t>
-      </w:r>
-      <w:r>
-        <w:rPr>
-          <w:rFonts w:ascii="Times New Roman" w:hAnsi="Times New Roman"/>
-          <w:b/>
-          <w:sz w:val="24"/>
-        </w:rPr>
-        <w:t>. REFERÊNCIAS</w:t>
-      </w:r>
-    </w:p>
-    <w:p>
-      <w:pPr>
-        <w:jc w:val="both"/>
-      </w:pPr>
-      <w:r>
         <w:t>- GAME ACCESSIBILITY GUIDELINES. Game Accessibility Guidelines. 2012. Disponível em: &lt;https://gameaccessibilityguidelines.com&gt;. Acesso em: 29 jun. 2025.</w:t>
       </w:r>
       <w:r>
@@ -6969,9 +9514,6 @@
       </w:r>
       <w:r>
         <w:br/>
-      </w:r>
-      <w:r>
-        <w:lastRenderedPageBreak/>
         <w:t>- MIESENBERGER, K. et al. (Org.). Computers Helping People with Special Needs. Springer, 2016.</w:t>
       </w:r>
       <w:r>
@@ -7779,6 +10321,981 @@
       </w:pPr>
       <w:rPr>
         <w:rFonts w:ascii="Symbol" w:hAnsi="Symbol" w:hint="default"/>
+      </w:rPr>
+    </w:lvl>
+  </w:abstractNum>
+  <w:abstractNum w:abstractNumId="9" w15:restartNumberingAfterBreak="0">
+    <w:nsid w:val="0EAF023C"/>
+    <w:multiLevelType w:val="multilevel"/>
+    <w:tmpl w:val="B3126DEE"/>
+    <w:lvl w:ilvl="0">
+      <w:start w:val="1"/>
+      <w:numFmt w:val="bullet"/>
+      <w:lvlText w:val=""/>
+      <w:lvlJc w:val="left"/>
+      <w:pPr>
+        <w:tabs>
+          <w:tab w:val="num" w:pos="720"/>
+        </w:tabs>
+        <w:ind w:left="720" w:hanging="360"/>
+      </w:pPr>
+      <w:rPr>
+        <w:rFonts w:ascii="Symbol" w:hAnsi="Symbol" w:hint="default"/>
+        <w:sz w:val="20"/>
+      </w:rPr>
+    </w:lvl>
+    <w:lvl w:ilvl="1" w:tentative="1">
+      <w:start w:val="1"/>
+      <w:numFmt w:val="bullet"/>
+      <w:lvlText w:val="o"/>
+      <w:lvlJc w:val="left"/>
+      <w:pPr>
+        <w:tabs>
+          <w:tab w:val="num" w:pos="1440"/>
+        </w:tabs>
+        <w:ind w:left="1440" w:hanging="360"/>
+      </w:pPr>
+      <w:rPr>
+        <w:rFonts w:ascii="Courier New" w:hAnsi="Courier New" w:hint="default"/>
+        <w:sz w:val="20"/>
+      </w:rPr>
+    </w:lvl>
+    <w:lvl w:ilvl="2" w:tentative="1">
+      <w:start w:val="1"/>
+      <w:numFmt w:val="bullet"/>
+      <w:lvlText w:val=""/>
+      <w:lvlJc w:val="left"/>
+      <w:pPr>
+        <w:tabs>
+          <w:tab w:val="num" w:pos="2160"/>
+        </w:tabs>
+        <w:ind w:left="2160" w:hanging="360"/>
+      </w:pPr>
+      <w:rPr>
+        <w:rFonts w:ascii="Wingdings" w:hAnsi="Wingdings" w:hint="default"/>
+        <w:sz w:val="20"/>
+      </w:rPr>
+    </w:lvl>
+    <w:lvl w:ilvl="3" w:tentative="1">
+      <w:start w:val="1"/>
+      <w:numFmt w:val="bullet"/>
+      <w:lvlText w:val=""/>
+      <w:lvlJc w:val="left"/>
+      <w:pPr>
+        <w:tabs>
+          <w:tab w:val="num" w:pos="2880"/>
+        </w:tabs>
+        <w:ind w:left="2880" w:hanging="360"/>
+      </w:pPr>
+      <w:rPr>
+        <w:rFonts w:ascii="Wingdings" w:hAnsi="Wingdings" w:hint="default"/>
+        <w:sz w:val="20"/>
+      </w:rPr>
+    </w:lvl>
+    <w:lvl w:ilvl="4" w:tentative="1">
+      <w:start w:val="1"/>
+      <w:numFmt w:val="bullet"/>
+      <w:lvlText w:val=""/>
+      <w:lvlJc w:val="left"/>
+      <w:pPr>
+        <w:tabs>
+          <w:tab w:val="num" w:pos="3600"/>
+        </w:tabs>
+        <w:ind w:left="3600" w:hanging="360"/>
+      </w:pPr>
+      <w:rPr>
+        <w:rFonts w:ascii="Wingdings" w:hAnsi="Wingdings" w:hint="default"/>
+        <w:sz w:val="20"/>
+      </w:rPr>
+    </w:lvl>
+    <w:lvl w:ilvl="5" w:tentative="1">
+      <w:start w:val="1"/>
+      <w:numFmt w:val="bullet"/>
+      <w:lvlText w:val=""/>
+      <w:lvlJc w:val="left"/>
+      <w:pPr>
+        <w:tabs>
+          <w:tab w:val="num" w:pos="4320"/>
+        </w:tabs>
+        <w:ind w:left="4320" w:hanging="360"/>
+      </w:pPr>
+      <w:rPr>
+        <w:rFonts w:ascii="Wingdings" w:hAnsi="Wingdings" w:hint="default"/>
+        <w:sz w:val="20"/>
+      </w:rPr>
+    </w:lvl>
+    <w:lvl w:ilvl="6" w:tentative="1">
+      <w:start w:val="1"/>
+      <w:numFmt w:val="bullet"/>
+      <w:lvlText w:val=""/>
+      <w:lvlJc w:val="left"/>
+      <w:pPr>
+        <w:tabs>
+          <w:tab w:val="num" w:pos="5040"/>
+        </w:tabs>
+        <w:ind w:left="5040" w:hanging="360"/>
+      </w:pPr>
+      <w:rPr>
+        <w:rFonts w:ascii="Wingdings" w:hAnsi="Wingdings" w:hint="default"/>
+        <w:sz w:val="20"/>
+      </w:rPr>
+    </w:lvl>
+    <w:lvl w:ilvl="7" w:tentative="1">
+      <w:start w:val="1"/>
+      <w:numFmt w:val="bullet"/>
+      <w:lvlText w:val=""/>
+      <w:lvlJc w:val="left"/>
+      <w:pPr>
+        <w:tabs>
+          <w:tab w:val="num" w:pos="5760"/>
+        </w:tabs>
+        <w:ind w:left="5760" w:hanging="360"/>
+      </w:pPr>
+      <w:rPr>
+        <w:rFonts w:ascii="Wingdings" w:hAnsi="Wingdings" w:hint="default"/>
+        <w:sz w:val="20"/>
+      </w:rPr>
+    </w:lvl>
+    <w:lvl w:ilvl="8" w:tentative="1">
+      <w:start w:val="1"/>
+      <w:numFmt w:val="bullet"/>
+      <w:lvlText w:val=""/>
+      <w:lvlJc w:val="left"/>
+      <w:pPr>
+        <w:tabs>
+          <w:tab w:val="num" w:pos="6480"/>
+        </w:tabs>
+        <w:ind w:left="6480" w:hanging="360"/>
+      </w:pPr>
+      <w:rPr>
+        <w:rFonts w:ascii="Wingdings" w:hAnsi="Wingdings" w:hint="default"/>
+        <w:sz w:val="20"/>
+      </w:rPr>
+    </w:lvl>
+  </w:abstractNum>
+  <w:abstractNum w:abstractNumId="10" w15:restartNumberingAfterBreak="0">
+    <w:nsid w:val="32B629C3"/>
+    <w:multiLevelType w:val="multilevel"/>
+    <w:tmpl w:val="B2389474"/>
+    <w:lvl w:ilvl="0">
+      <w:start w:val="1"/>
+      <w:numFmt w:val="bullet"/>
+      <w:lvlText w:val=""/>
+      <w:lvlJc w:val="left"/>
+      <w:pPr>
+        <w:tabs>
+          <w:tab w:val="num" w:pos="720"/>
+        </w:tabs>
+        <w:ind w:left="720" w:hanging="360"/>
+      </w:pPr>
+      <w:rPr>
+        <w:rFonts w:ascii="Symbol" w:hAnsi="Symbol" w:hint="default"/>
+        <w:sz w:val="20"/>
+      </w:rPr>
+    </w:lvl>
+    <w:lvl w:ilvl="1" w:tentative="1">
+      <w:start w:val="1"/>
+      <w:numFmt w:val="bullet"/>
+      <w:lvlText w:val="o"/>
+      <w:lvlJc w:val="left"/>
+      <w:pPr>
+        <w:tabs>
+          <w:tab w:val="num" w:pos="1440"/>
+        </w:tabs>
+        <w:ind w:left="1440" w:hanging="360"/>
+      </w:pPr>
+      <w:rPr>
+        <w:rFonts w:ascii="Courier New" w:hAnsi="Courier New" w:hint="default"/>
+        <w:sz w:val="20"/>
+      </w:rPr>
+    </w:lvl>
+    <w:lvl w:ilvl="2" w:tentative="1">
+      <w:start w:val="1"/>
+      <w:numFmt w:val="bullet"/>
+      <w:lvlText w:val=""/>
+      <w:lvlJc w:val="left"/>
+      <w:pPr>
+        <w:tabs>
+          <w:tab w:val="num" w:pos="2160"/>
+        </w:tabs>
+        <w:ind w:left="2160" w:hanging="360"/>
+      </w:pPr>
+      <w:rPr>
+        <w:rFonts w:ascii="Wingdings" w:hAnsi="Wingdings" w:hint="default"/>
+        <w:sz w:val="20"/>
+      </w:rPr>
+    </w:lvl>
+    <w:lvl w:ilvl="3" w:tentative="1">
+      <w:start w:val="1"/>
+      <w:numFmt w:val="bullet"/>
+      <w:lvlText w:val=""/>
+      <w:lvlJc w:val="left"/>
+      <w:pPr>
+        <w:tabs>
+          <w:tab w:val="num" w:pos="2880"/>
+        </w:tabs>
+        <w:ind w:left="2880" w:hanging="360"/>
+      </w:pPr>
+      <w:rPr>
+        <w:rFonts w:ascii="Wingdings" w:hAnsi="Wingdings" w:hint="default"/>
+        <w:sz w:val="20"/>
+      </w:rPr>
+    </w:lvl>
+    <w:lvl w:ilvl="4" w:tentative="1">
+      <w:start w:val="1"/>
+      <w:numFmt w:val="bullet"/>
+      <w:lvlText w:val=""/>
+      <w:lvlJc w:val="left"/>
+      <w:pPr>
+        <w:tabs>
+          <w:tab w:val="num" w:pos="3600"/>
+        </w:tabs>
+        <w:ind w:left="3600" w:hanging="360"/>
+      </w:pPr>
+      <w:rPr>
+        <w:rFonts w:ascii="Wingdings" w:hAnsi="Wingdings" w:hint="default"/>
+        <w:sz w:val="20"/>
+      </w:rPr>
+    </w:lvl>
+    <w:lvl w:ilvl="5" w:tentative="1">
+      <w:start w:val="1"/>
+      <w:numFmt w:val="bullet"/>
+      <w:lvlText w:val=""/>
+      <w:lvlJc w:val="left"/>
+      <w:pPr>
+        <w:tabs>
+          <w:tab w:val="num" w:pos="4320"/>
+        </w:tabs>
+        <w:ind w:left="4320" w:hanging="360"/>
+      </w:pPr>
+      <w:rPr>
+        <w:rFonts w:ascii="Wingdings" w:hAnsi="Wingdings" w:hint="default"/>
+        <w:sz w:val="20"/>
+      </w:rPr>
+    </w:lvl>
+    <w:lvl w:ilvl="6" w:tentative="1">
+      <w:start w:val="1"/>
+      <w:numFmt w:val="bullet"/>
+      <w:lvlText w:val=""/>
+      <w:lvlJc w:val="left"/>
+      <w:pPr>
+        <w:tabs>
+          <w:tab w:val="num" w:pos="5040"/>
+        </w:tabs>
+        <w:ind w:left="5040" w:hanging="360"/>
+      </w:pPr>
+      <w:rPr>
+        <w:rFonts w:ascii="Wingdings" w:hAnsi="Wingdings" w:hint="default"/>
+        <w:sz w:val="20"/>
+      </w:rPr>
+    </w:lvl>
+    <w:lvl w:ilvl="7" w:tentative="1">
+      <w:start w:val="1"/>
+      <w:numFmt w:val="bullet"/>
+      <w:lvlText w:val=""/>
+      <w:lvlJc w:val="left"/>
+      <w:pPr>
+        <w:tabs>
+          <w:tab w:val="num" w:pos="5760"/>
+        </w:tabs>
+        <w:ind w:left="5760" w:hanging="360"/>
+      </w:pPr>
+      <w:rPr>
+        <w:rFonts w:ascii="Wingdings" w:hAnsi="Wingdings" w:hint="default"/>
+        <w:sz w:val="20"/>
+      </w:rPr>
+    </w:lvl>
+    <w:lvl w:ilvl="8" w:tentative="1">
+      <w:start w:val="1"/>
+      <w:numFmt w:val="bullet"/>
+      <w:lvlText w:val=""/>
+      <w:lvlJc w:val="left"/>
+      <w:pPr>
+        <w:tabs>
+          <w:tab w:val="num" w:pos="6480"/>
+        </w:tabs>
+        <w:ind w:left="6480" w:hanging="360"/>
+      </w:pPr>
+      <w:rPr>
+        <w:rFonts w:ascii="Wingdings" w:hAnsi="Wingdings" w:hint="default"/>
+        <w:sz w:val="20"/>
+      </w:rPr>
+    </w:lvl>
+  </w:abstractNum>
+  <w:abstractNum w:abstractNumId="11" w15:restartNumberingAfterBreak="0">
+    <w:nsid w:val="35C21B1E"/>
+    <w:multiLevelType w:val="multilevel"/>
+    <w:tmpl w:val="1BA872BA"/>
+    <w:lvl w:ilvl="0">
+      <w:start w:val="1"/>
+      <w:numFmt w:val="bullet"/>
+      <w:lvlText w:val=""/>
+      <w:lvlJc w:val="left"/>
+      <w:pPr>
+        <w:tabs>
+          <w:tab w:val="num" w:pos="720"/>
+        </w:tabs>
+        <w:ind w:left="720" w:hanging="360"/>
+      </w:pPr>
+      <w:rPr>
+        <w:rFonts w:ascii="Symbol" w:hAnsi="Symbol" w:hint="default"/>
+        <w:sz w:val="20"/>
+      </w:rPr>
+    </w:lvl>
+    <w:lvl w:ilvl="1" w:tentative="1">
+      <w:start w:val="1"/>
+      <w:numFmt w:val="bullet"/>
+      <w:lvlText w:val="o"/>
+      <w:lvlJc w:val="left"/>
+      <w:pPr>
+        <w:tabs>
+          <w:tab w:val="num" w:pos="1440"/>
+        </w:tabs>
+        <w:ind w:left="1440" w:hanging="360"/>
+      </w:pPr>
+      <w:rPr>
+        <w:rFonts w:ascii="Courier New" w:hAnsi="Courier New" w:hint="default"/>
+        <w:sz w:val="20"/>
+      </w:rPr>
+    </w:lvl>
+    <w:lvl w:ilvl="2" w:tentative="1">
+      <w:start w:val="1"/>
+      <w:numFmt w:val="bullet"/>
+      <w:lvlText w:val=""/>
+      <w:lvlJc w:val="left"/>
+      <w:pPr>
+        <w:tabs>
+          <w:tab w:val="num" w:pos="2160"/>
+        </w:tabs>
+        <w:ind w:left="2160" w:hanging="360"/>
+      </w:pPr>
+      <w:rPr>
+        <w:rFonts w:ascii="Wingdings" w:hAnsi="Wingdings" w:hint="default"/>
+        <w:sz w:val="20"/>
+      </w:rPr>
+    </w:lvl>
+    <w:lvl w:ilvl="3" w:tentative="1">
+      <w:start w:val="1"/>
+      <w:numFmt w:val="bullet"/>
+      <w:lvlText w:val=""/>
+      <w:lvlJc w:val="left"/>
+      <w:pPr>
+        <w:tabs>
+          <w:tab w:val="num" w:pos="2880"/>
+        </w:tabs>
+        <w:ind w:left="2880" w:hanging="360"/>
+      </w:pPr>
+      <w:rPr>
+        <w:rFonts w:ascii="Wingdings" w:hAnsi="Wingdings" w:hint="default"/>
+        <w:sz w:val="20"/>
+      </w:rPr>
+    </w:lvl>
+    <w:lvl w:ilvl="4" w:tentative="1">
+      <w:start w:val="1"/>
+      <w:numFmt w:val="bullet"/>
+      <w:lvlText w:val=""/>
+      <w:lvlJc w:val="left"/>
+      <w:pPr>
+        <w:tabs>
+          <w:tab w:val="num" w:pos="3600"/>
+        </w:tabs>
+        <w:ind w:left="3600" w:hanging="360"/>
+      </w:pPr>
+      <w:rPr>
+        <w:rFonts w:ascii="Wingdings" w:hAnsi="Wingdings" w:hint="default"/>
+        <w:sz w:val="20"/>
+      </w:rPr>
+    </w:lvl>
+    <w:lvl w:ilvl="5" w:tentative="1">
+      <w:start w:val="1"/>
+      <w:numFmt w:val="bullet"/>
+      <w:lvlText w:val=""/>
+      <w:lvlJc w:val="left"/>
+      <w:pPr>
+        <w:tabs>
+          <w:tab w:val="num" w:pos="4320"/>
+        </w:tabs>
+        <w:ind w:left="4320" w:hanging="360"/>
+      </w:pPr>
+      <w:rPr>
+        <w:rFonts w:ascii="Wingdings" w:hAnsi="Wingdings" w:hint="default"/>
+        <w:sz w:val="20"/>
+      </w:rPr>
+    </w:lvl>
+    <w:lvl w:ilvl="6" w:tentative="1">
+      <w:start w:val="1"/>
+      <w:numFmt w:val="bullet"/>
+      <w:lvlText w:val=""/>
+      <w:lvlJc w:val="left"/>
+      <w:pPr>
+        <w:tabs>
+          <w:tab w:val="num" w:pos="5040"/>
+        </w:tabs>
+        <w:ind w:left="5040" w:hanging="360"/>
+      </w:pPr>
+      <w:rPr>
+        <w:rFonts w:ascii="Wingdings" w:hAnsi="Wingdings" w:hint="default"/>
+        <w:sz w:val="20"/>
+      </w:rPr>
+    </w:lvl>
+    <w:lvl w:ilvl="7" w:tentative="1">
+      <w:start w:val="1"/>
+      <w:numFmt w:val="bullet"/>
+      <w:lvlText w:val=""/>
+      <w:lvlJc w:val="left"/>
+      <w:pPr>
+        <w:tabs>
+          <w:tab w:val="num" w:pos="5760"/>
+        </w:tabs>
+        <w:ind w:left="5760" w:hanging="360"/>
+      </w:pPr>
+      <w:rPr>
+        <w:rFonts w:ascii="Wingdings" w:hAnsi="Wingdings" w:hint="default"/>
+        <w:sz w:val="20"/>
+      </w:rPr>
+    </w:lvl>
+    <w:lvl w:ilvl="8" w:tentative="1">
+      <w:start w:val="1"/>
+      <w:numFmt w:val="bullet"/>
+      <w:lvlText w:val=""/>
+      <w:lvlJc w:val="left"/>
+      <w:pPr>
+        <w:tabs>
+          <w:tab w:val="num" w:pos="6480"/>
+        </w:tabs>
+        <w:ind w:left="6480" w:hanging="360"/>
+      </w:pPr>
+      <w:rPr>
+        <w:rFonts w:ascii="Wingdings" w:hAnsi="Wingdings" w:hint="default"/>
+        <w:sz w:val="20"/>
+      </w:rPr>
+    </w:lvl>
+  </w:abstractNum>
+  <w:abstractNum w:abstractNumId="12" w15:restartNumberingAfterBreak="0">
+    <w:nsid w:val="46695DFE"/>
+    <w:multiLevelType w:val="multilevel"/>
+    <w:tmpl w:val="23002B00"/>
+    <w:lvl w:ilvl="0">
+      <w:start w:val="1"/>
+      <w:numFmt w:val="decimal"/>
+      <w:lvlText w:val="%1."/>
+      <w:lvlJc w:val="left"/>
+      <w:pPr>
+        <w:tabs>
+          <w:tab w:val="num" w:pos="720"/>
+        </w:tabs>
+        <w:ind w:left="720" w:hanging="360"/>
+      </w:pPr>
+    </w:lvl>
+    <w:lvl w:ilvl="1">
+      <w:start w:val="1"/>
+      <w:numFmt w:val="bullet"/>
+      <w:lvlText w:val="o"/>
+      <w:lvlJc w:val="left"/>
+      <w:pPr>
+        <w:tabs>
+          <w:tab w:val="num" w:pos="1440"/>
+        </w:tabs>
+        <w:ind w:left="1440" w:hanging="360"/>
+      </w:pPr>
+      <w:rPr>
+        <w:rFonts w:ascii="Courier New" w:hAnsi="Courier New" w:hint="default"/>
+        <w:sz w:val="20"/>
+      </w:rPr>
+    </w:lvl>
+    <w:lvl w:ilvl="2" w:tentative="1">
+      <w:start w:val="1"/>
+      <w:numFmt w:val="decimal"/>
+      <w:lvlText w:val="%3."/>
+      <w:lvlJc w:val="left"/>
+      <w:pPr>
+        <w:tabs>
+          <w:tab w:val="num" w:pos="2160"/>
+        </w:tabs>
+        <w:ind w:left="2160" w:hanging="360"/>
+      </w:pPr>
+    </w:lvl>
+    <w:lvl w:ilvl="3" w:tentative="1">
+      <w:start w:val="1"/>
+      <w:numFmt w:val="decimal"/>
+      <w:lvlText w:val="%4."/>
+      <w:lvlJc w:val="left"/>
+      <w:pPr>
+        <w:tabs>
+          <w:tab w:val="num" w:pos="2880"/>
+        </w:tabs>
+        <w:ind w:left="2880" w:hanging="360"/>
+      </w:pPr>
+    </w:lvl>
+    <w:lvl w:ilvl="4" w:tentative="1">
+      <w:start w:val="1"/>
+      <w:numFmt w:val="decimal"/>
+      <w:lvlText w:val="%5."/>
+      <w:lvlJc w:val="left"/>
+      <w:pPr>
+        <w:tabs>
+          <w:tab w:val="num" w:pos="3600"/>
+        </w:tabs>
+        <w:ind w:left="3600" w:hanging="360"/>
+      </w:pPr>
+    </w:lvl>
+    <w:lvl w:ilvl="5" w:tentative="1">
+      <w:start w:val="1"/>
+      <w:numFmt w:val="decimal"/>
+      <w:lvlText w:val="%6."/>
+      <w:lvlJc w:val="left"/>
+      <w:pPr>
+        <w:tabs>
+          <w:tab w:val="num" w:pos="4320"/>
+        </w:tabs>
+        <w:ind w:left="4320" w:hanging="360"/>
+      </w:pPr>
+    </w:lvl>
+    <w:lvl w:ilvl="6" w:tentative="1">
+      <w:start w:val="1"/>
+      <w:numFmt w:val="decimal"/>
+      <w:lvlText w:val="%7."/>
+      <w:lvlJc w:val="left"/>
+      <w:pPr>
+        <w:tabs>
+          <w:tab w:val="num" w:pos="5040"/>
+        </w:tabs>
+        <w:ind w:left="5040" w:hanging="360"/>
+      </w:pPr>
+    </w:lvl>
+    <w:lvl w:ilvl="7" w:tentative="1">
+      <w:start w:val="1"/>
+      <w:numFmt w:val="decimal"/>
+      <w:lvlText w:val="%8."/>
+      <w:lvlJc w:val="left"/>
+      <w:pPr>
+        <w:tabs>
+          <w:tab w:val="num" w:pos="5760"/>
+        </w:tabs>
+        <w:ind w:left="5760" w:hanging="360"/>
+      </w:pPr>
+    </w:lvl>
+    <w:lvl w:ilvl="8" w:tentative="1">
+      <w:start w:val="1"/>
+      <w:numFmt w:val="decimal"/>
+      <w:lvlText w:val="%9."/>
+      <w:lvlJc w:val="left"/>
+      <w:pPr>
+        <w:tabs>
+          <w:tab w:val="num" w:pos="6480"/>
+        </w:tabs>
+        <w:ind w:left="6480" w:hanging="360"/>
+      </w:pPr>
+    </w:lvl>
+  </w:abstractNum>
+  <w:abstractNum w:abstractNumId="13" w15:restartNumberingAfterBreak="0">
+    <w:nsid w:val="63EF00E9"/>
+    <w:multiLevelType w:val="multilevel"/>
+    <w:tmpl w:val="39249F3E"/>
+    <w:lvl w:ilvl="0">
+      <w:start w:val="1"/>
+      <w:numFmt w:val="bullet"/>
+      <w:lvlText w:val=""/>
+      <w:lvlJc w:val="left"/>
+      <w:pPr>
+        <w:tabs>
+          <w:tab w:val="num" w:pos="720"/>
+        </w:tabs>
+        <w:ind w:left="720" w:hanging="360"/>
+      </w:pPr>
+      <w:rPr>
+        <w:rFonts w:ascii="Symbol" w:hAnsi="Symbol" w:hint="default"/>
+        <w:sz w:val="20"/>
+      </w:rPr>
+    </w:lvl>
+    <w:lvl w:ilvl="1" w:tentative="1">
+      <w:start w:val="1"/>
+      <w:numFmt w:val="bullet"/>
+      <w:lvlText w:val="o"/>
+      <w:lvlJc w:val="left"/>
+      <w:pPr>
+        <w:tabs>
+          <w:tab w:val="num" w:pos="1440"/>
+        </w:tabs>
+        <w:ind w:left="1440" w:hanging="360"/>
+      </w:pPr>
+      <w:rPr>
+        <w:rFonts w:ascii="Courier New" w:hAnsi="Courier New" w:hint="default"/>
+        <w:sz w:val="20"/>
+      </w:rPr>
+    </w:lvl>
+    <w:lvl w:ilvl="2" w:tentative="1">
+      <w:start w:val="1"/>
+      <w:numFmt w:val="bullet"/>
+      <w:lvlText w:val=""/>
+      <w:lvlJc w:val="left"/>
+      <w:pPr>
+        <w:tabs>
+          <w:tab w:val="num" w:pos="2160"/>
+        </w:tabs>
+        <w:ind w:left="2160" w:hanging="360"/>
+      </w:pPr>
+      <w:rPr>
+        <w:rFonts w:ascii="Wingdings" w:hAnsi="Wingdings" w:hint="default"/>
+        <w:sz w:val="20"/>
+      </w:rPr>
+    </w:lvl>
+    <w:lvl w:ilvl="3" w:tentative="1">
+      <w:start w:val="1"/>
+      <w:numFmt w:val="bullet"/>
+      <w:lvlText w:val=""/>
+      <w:lvlJc w:val="left"/>
+      <w:pPr>
+        <w:tabs>
+          <w:tab w:val="num" w:pos="2880"/>
+        </w:tabs>
+        <w:ind w:left="2880" w:hanging="360"/>
+      </w:pPr>
+      <w:rPr>
+        <w:rFonts w:ascii="Wingdings" w:hAnsi="Wingdings" w:hint="default"/>
+        <w:sz w:val="20"/>
+      </w:rPr>
+    </w:lvl>
+    <w:lvl w:ilvl="4" w:tentative="1">
+      <w:start w:val="1"/>
+      <w:numFmt w:val="bullet"/>
+      <w:lvlText w:val=""/>
+      <w:lvlJc w:val="left"/>
+      <w:pPr>
+        <w:tabs>
+          <w:tab w:val="num" w:pos="3600"/>
+        </w:tabs>
+        <w:ind w:left="3600" w:hanging="360"/>
+      </w:pPr>
+      <w:rPr>
+        <w:rFonts w:ascii="Wingdings" w:hAnsi="Wingdings" w:hint="default"/>
+        <w:sz w:val="20"/>
+      </w:rPr>
+    </w:lvl>
+    <w:lvl w:ilvl="5" w:tentative="1">
+      <w:start w:val="1"/>
+      <w:numFmt w:val="bullet"/>
+      <w:lvlText w:val=""/>
+      <w:lvlJc w:val="left"/>
+      <w:pPr>
+        <w:tabs>
+          <w:tab w:val="num" w:pos="4320"/>
+        </w:tabs>
+        <w:ind w:left="4320" w:hanging="360"/>
+      </w:pPr>
+      <w:rPr>
+        <w:rFonts w:ascii="Wingdings" w:hAnsi="Wingdings" w:hint="default"/>
+        <w:sz w:val="20"/>
+      </w:rPr>
+    </w:lvl>
+    <w:lvl w:ilvl="6" w:tentative="1">
+      <w:start w:val="1"/>
+      <w:numFmt w:val="bullet"/>
+      <w:lvlText w:val=""/>
+      <w:lvlJc w:val="left"/>
+      <w:pPr>
+        <w:tabs>
+          <w:tab w:val="num" w:pos="5040"/>
+        </w:tabs>
+        <w:ind w:left="5040" w:hanging="360"/>
+      </w:pPr>
+      <w:rPr>
+        <w:rFonts w:ascii="Wingdings" w:hAnsi="Wingdings" w:hint="default"/>
+        <w:sz w:val="20"/>
+      </w:rPr>
+    </w:lvl>
+    <w:lvl w:ilvl="7" w:tentative="1">
+      <w:start w:val="1"/>
+      <w:numFmt w:val="bullet"/>
+      <w:lvlText w:val=""/>
+      <w:lvlJc w:val="left"/>
+      <w:pPr>
+        <w:tabs>
+          <w:tab w:val="num" w:pos="5760"/>
+        </w:tabs>
+        <w:ind w:left="5760" w:hanging="360"/>
+      </w:pPr>
+      <w:rPr>
+        <w:rFonts w:ascii="Wingdings" w:hAnsi="Wingdings" w:hint="default"/>
+        <w:sz w:val="20"/>
+      </w:rPr>
+    </w:lvl>
+    <w:lvl w:ilvl="8" w:tentative="1">
+      <w:start w:val="1"/>
+      <w:numFmt w:val="bullet"/>
+      <w:lvlText w:val=""/>
+      <w:lvlJc w:val="left"/>
+      <w:pPr>
+        <w:tabs>
+          <w:tab w:val="num" w:pos="6480"/>
+        </w:tabs>
+        <w:ind w:left="6480" w:hanging="360"/>
+      </w:pPr>
+      <w:rPr>
+        <w:rFonts w:ascii="Wingdings" w:hAnsi="Wingdings" w:hint="default"/>
+        <w:sz w:val="20"/>
+      </w:rPr>
+    </w:lvl>
+  </w:abstractNum>
+  <w:abstractNum w:abstractNumId="14" w15:restartNumberingAfterBreak="0">
+    <w:nsid w:val="6A3B2FF7"/>
+    <w:multiLevelType w:val="multilevel"/>
+    <w:tmpl w:val="96220F28"/>
+    <w:lvl w:ilvl="0">
+      <w:start w:val="1"/>
+      <w:numFmt w:val="decimal"/>
+      <w:lvlText w:val="%1."/>
+      <w:lvlJc w:val="left"/>
+      <w:pPr>
+        <w:tabs>
+          <w:tab w:val="num" w:pos="720"/>
+        </w:tabs>
+        <w:ind w:left="720" w:hanging="360"/>
+      </w:pPr>
+    </w:lvl>
+    <w:lvl w:ilvl="1" w:tentative="1">
+      <w:start w:val="1"/>
+      <w:numFmt w:val="decimal"/>
+      <w:lvlText w:val="%2."/>
+      <w:lvlJc w:val="left"/>
+      <w:pPr>
+        <w:tabs>
+          <w:tab w:val="num" w:pos="1440"/>
+        </w:tabs>
+        <w:ind w:left="1440" w:hanging="360"/>
+      </w:pPr>
+    </w:lvl>
+    <w:lvl w:ilvl="2" w:tentative="1">
+      <w:start w:val="1"/>
+      <w:numFmt w:val="decimal"/>
+      <w:lvlText w:val="%3."/>
+      <w:lvlJc w:val="left"/>
+      <w:pPr>
+        <w:tabs>
+          <w:tab w:val="num" w:pos="2160"/>
+        </w:tabs>
+        <w:ind w:left="2160" w:hanging="360"/>
+      </w:pPr>
+    </w:lvl>
+    <w:lvl w:ilvl="3" w:tentative="1">
+      <w:start w:val="1"/>
+      <w:numFmt w:val="decimal"/>
+      <w:lvlText w:val="%4."/>
+      <w:lvlJc w:val="left"/>
+      <w:pPr>
+        <w:tabs>
+          <w:tab w:val="num" w:pos="2880"/>
+        </w:tabs>
+        <w:ind w:left="2880" w:hanging="360"/>
+      </w:pPr>
+    </w:lvl>
+    <w:lvl w:ilvl="4" w:tentative="1">
+      <w:start w:val="1"/>
+      <w:numFmt w:val="decimal"/>
+      <w:lvlText w:val="%5."/>
+      <w:lvlJc w:val="left"/>
+      <w:pPr>
+        <w:tabs>
+          <w:tab w:val="num" w:pos="3600"/>
+        </w:tabs>
+        <w:ind w:left="3600" w:hanging="360"/>
+      </w:pPr>
+    </w:lvl>
+    <w:lvl w:ilvl="5" w:tentative="1">
+      <w:start w:val="1"/>
+      <w:numFmt w:val="decimal"/>
+      <w:lvlText w:val="%6."/>
+      <w:lvlJc w:val="left"/>
+      <w:pPr>
+        <w:tabs>
+          <w:tab w:val="num" w:pos="4320"/>
+        </w:tabs>
+        <w:ind w:left="4320" w:hanging="360"/>
+      </w:pPr>
+    </w:lvl>
+    <w:lvl w:ilvl="6" w:tentative="1">
+      <w:start w:val="1"/>
+      <w:numFmt w:val="decimal"/>
+      <w:lvlText w:val="%7."/>
+      <w:lvlJc w:val="left"/>
+      <w:pPr>
+        <w:tabs>
+          <w:tab w:val="num" w:pos="5040"/>
+        </w:tabs>
+        <w:ind w:left="5040" w:hanging="360"/>
+      </w:pPr>
+    </w:lvl>
+    <w:lvl w:ilvl="7" w:tentative="1">
+      <w:start w:val="1"/>
+      <w:numFmt w:val="decimal"/>
+      <w:lvlText w:val="%8."/>
+      <w:lvlJc w:val="left"/>
+      <w:pPr>
+        <w:tabs>
+          <w:tab w:val="num" w:pos="5760"/>
+        </w:tabs>
+        <w:ind w:left="5760" w:hanging="360"/>
+      </w:pPr>
+    </w:lvl>
+    <w:lvl w:ilvl="8" w:tentative="1">
+      <w:start w:val="1"/>
+      <w:numFmt w:val="decimal"/>
+      <w:lvlText w:val="%9."/>
+      <w:lvlJc w:val="left"/>
+      <w:pPr>
+        <w:tabs>
+          <w:tab w:val="num" w:pos="6480"/>
+        </w:tabs>
+        <w:ind w:left="6480" w:hanging="360"/>
+      </w:pPr>
+    </w:lvl>
+  </w:abstractNum>
+  <w:abstractNum w:abstractNumId="15" w15:restartNumberingAfterBreak="0">
+    <w:nsid w:val="6BB428A2"/>
+    <w:multiLevelType w:val="multilevel"/>
+    <w:tmpl w:val="006A5A54"/>
+    <w:lvl w:ilvl="0">
+      <w:start w:val="1"/>
+      <w:numFmt w:val="bullet"/>
+      <w:lvlText w:val=""/>
+      <w:lvlJc w:val="left"/>
+      <w:pPr>
+        <w:tabs>
+          <w:tab w:val="num" w:pos="720"/>
+        </w:tabs>
+        <w:ind w:left="720" w:hanging="360"/>
+      </w:pPr>
+      <w:rPr>
+        <w:rFonts w:ascii="Symbol" w:hAnsi="Symbol" w:hint="default"/>
+        <w:sz w:val="20"/>
+      </w:rPr>
+    </w:lvl>
+    <w:lvl w:ilvl="1" w:tentative="1">
+      <w:start w:val="1"/>
+      <w:numFmt w:val="bullet"/>
+      <w:lvlText w:val="o"/>
+      <w:lvlJc w:val="left"/>
+      <w:pPr>
+        <w:tabs>
+          <w:tab w:val="num" w:pos="1440"/>
+        </w:tabs>
+        <w:ind w:left="1440" w:hanging="360"/>
+      </w:pPr>
+      <w:rPr>
+        <w:rFonts w:ascii="Courier New" w:hAnsi="Courier New" w:hint="default"/>
+        <w:sz w:val="20"/>
+      </w:rPr>
+    </w:lvl>
+    <w:lvl w:ilvl="2" w:tentative="1">
+      <w:start w:val="1"/>
+      <w:numFmt w:val="bullet"/>
+      <w:lvlText w:val=""/>
+      <w:lvlJc w:val="left"/>
+      <w:pPr>
+        <w:tabs>
+          <w:tab w:val="num" w:pos="2160"/>
+        </w:tabs>
+        <w:ind w:left="2160" w:hanging="360"/>
+      </w:pPr>
+      <w:rPr>
+        <w:rFonts w:ascii="Wingdings" w:hAnsi="Wingdings" w:hint="default"/>
+        <w:sz w:val="20"/>
+      </w:rPr>
+    </w:lvl>
+    <w:lvl w:ilvl="3" w:tentative="1">
+      <w:start w:val="1"/>
+      <w:numFmt w:val="bullet"/>
+      <w:lvlText w:val=""/>
+      <w:lvlJc w:val="left"/>
+      <w:pPr>
+        <w:tabs>
+          <w:tab w:val="num" w:pos="2880"/>
+        </w:tabs>
+        <w:ind w:left="2880" w:hanging="360"/>
+      </w:pPr>
+      <w:rPr>
+        <w:rFonts w:ascii="Wingdings" w:hAnsi="Wingdings" w:hint="default"/>
+        <w:sz w:val="20"/>
+      </w:rPr>
+    </w:lvl>
+    <w:lvl w:ilvl="4" w:tentative="1">
+      <w:start w:val="1"/>
+      <w:numFmt w:val="bullet"/>
+      <w:lvlText w:val=""/>
+      <w:lvlJc w:val="left"/>
+      <w:pPr>
+        <w:tabs>
+          <w:tab w:val="num" w:pos="3600"/>
+        </w:tabs>
+        <w:ind w:left="3600" w:hanging="360"/>
+      </w:pPr>
+      <w:rPr>
+        <w:rFonts w:ascii="Wingdings" w:hAnsi="Wingdings" w:hint="default"/>
+        <w:sz w:val="20"/>
+      </w:rPr>
+    </w:lvl>
+    <w:lvl w:ilvl="5" w:tentative="1">
+      <w:start w:val="1"/>
+      <w:numFmt w:val="bullet"/>
+      <w:lvlText w:val=""/>
+      <w:lvlJc w:val="left"/>
+      <w:pPr>
+        <w:tabs>
+          <w:tab w:val="num" w:pos="4320"/>
+        </w:tabs>
+        <w:ind w:left="4320" w:hanging="360"/>
+      </w:pPr>
+      <w:rPr>
+        <w:rFonts w:ascii="Wingdings" w:hAnsi="Wingdings" w:hint="default"/>
+        <w:sz w:val="20"/>
+      </w:rPr>
+    </w:lvl>
+    <w:lvl w:ilvl="6" w:tentative="1">
+      <w:start w:val="1"/>
+      <w:numFmt w:val="bullet"/>
+      <w:lvlText w:val=""/>
+      <w:lvlJc w:val="left"/>
+      <w:pPr>
+        <w:tabs>
+          <w:tab w:val="num" w:pos="5040"/>
+        </w:tabs>
+        <w:ind w:left="5040" w:hanging="360"/>
+      </w:pPr>
+      <w:rPr>
+        <w:rFonts w:ascii="Wingdings" w:hAnsi="Wingdings" w:hint="default"/>
+        <w:sz w:val="20"/>
+      </w:rPr>
+    </w:lvl>
+    <w:lvl w:ilvl="7" w:tentative="1">
+      <w:start w:val="1"/>
+      <w:numFmt w:val="bullet"/>
+      <w:lvlText w:val=""/>
+      <w:lvlJc w:val="left"/>
+      <w:pPr>
+        <w:tabs>
+          <w:tab w:val="num" w:pos="5760"/>
+        </w:tabs>
+        <w:ind w:left="5760" w:hanging="360"/>
+      </w:pPr>
+      <w:rPr>
+        <w:rFonts w:ascii="Wingdings" w:hAnsi="Wingdings" w:hint="default"/>
+        <w:sz w:val="20"/>
+      </w:rPr>
+    </w:lvl>
+    <w:lvl w:ilvl="8" w:tentative="1">
+      <w:start w:val="1"/>
+      <w:numFmt w:val="bullet"/>
+      <w:lvlText w:val=""/>
+      <w:lvlJc w:val="left"/>
+      <w:pPr>
+        <w:tabs>
+          <w:tab w:val="num" w:pos="6480"/>
+        </w:tabs>
+        <w:ind w:left="6480" w:hanging="360"/>
+      </w:pPr>
+      <w:rPr>
+        <w:rFonts w:ascii="Wingdings" w:hAnsi="Wingdings" w:hint="default"/>
+        <w:sz w:val="20"/>
       </w:rPr>
     </w:lvl>
   </w:abstractNum>
@@ -7808,6 +11325,27 @@
   </w:num>
   <w:num w:numId="9" w16cid:durableId="652950814">
     <w:abstractNumId w:val="0"/>
+  </w:num>
+  <w:num w:numId="10" w16cid:durableId="1290936000">
+    <w:abstractNumId w:val="10"/>
+  </w:num>
+  <w:num w:numId="11" w16cid:durableId="2046247605">
+    <w:abstractNumId w:val="14"/>
+  </w:num>
+  <w:num w:numId="12" w16cid:durableId="1513372820">
+    <w:abstractNumId w:val="15"/>
+  </w:num>
+  <w:num w:numId="13" w16cid:durableId="290984490">
+    <w:abstractNumId w:val="12"/>
+  </w:num>
+  <w:num w:numId="14" w16cid:durableId="1311013676">
+    <w:abstractNumId w:val="13"/>
+  </w:num>
+  <w:num w:numId="15" w16cid:durableId="1497837296">
+    <w:abstractNumId w:val="9"/>
+  </w:num>
+  <w:num w:numId="16" w16cid:durableId="1899784303">
+    <w:abstractNumId w:val="11"/>
   </w:num>
 </w:numbering>
 </file>
@@ -8415,7 +11953,6 @@
   <w:style w:type="character" w:default="1" w:styleId="Fontepargpadro">
     <w:name w:val="Default Paragraph Font"/>
     <w:uiPriority w:val="1"/>
-    <w:semiHidden/>
     <w:unhideWhenUsed/>
   </w:style>
   <w:style w:type="table" w:default="1" w:styleId="Tabelanormal">

--- a/RPP2025_Acessibilidade para jogos digitais - Psicossocial..docx
+++ b/RPP2025_Acessibilidade para jogos digitais - Psicossocial..docx
@@ -3045,7 +3045,10 @@
       </w:r>
       <w:r>
         <w:br/>
-        <w:t xml:space="preserve">1. </w:t>
+        <w:t>1.</w:t>
+      </w:r>
+      <w:r>
+        <w:t xml:space="preserve"> </w:t>
       </w:r>
       <w:proofErr w:type="spellStart"/>
       <w:r>
@@ -3716,7 +3719,23 @@
           <w:bCs/>
           <w:lang w:val="pt-BR"/>
         </w:rPr>
-        <w:t xml:space="preserve"> Justificativa da amostragem (30 práticas)</w:t>
+        <w:t xml:space="preserve"> Justificativa da amostragem (</w:t>
+      </w:r>
+      <w:r>
+        <w:rPr>
+          <w:b/>
+          <w:bCs/>
+          <w:lang w:val="pt-BR"/>
+        </w:rPr>
+        <w:t>10</w:t>
+      </w:r>
+      <w:r>
+        <w:rPr>
+          <w:b/>
+          <w:bCs/>
+          <w:lang w:val="pt-BR"/>
+        </w:rPr>
+        <w:t xml:space="preserve"> práticas)</w:t>
       </w:r>
     </w:p>
     <w:p>
@@ -3738,7 +3757,15 @@
           <w:bCs/>
           <w:lang w:val="pt-BR"/>
         </w:rPr>
-        <w:t>30 práticas</w:t>
+        <w:t>10</w:t>
+      </w:r>
+      <w:r>
+        <w:rPr>
+          <w:b/>
+          <w:bCs/>
+          <w:lang w:val="pt-BR"/>
+        </w:rPr>
+        <w:t xml:space="preserve"> práticas</w:t>
       </w:r>
       <w:r>
         <w:rPr>
@@ -4108,7 +4135,19 @@
         <w:rPr>
           <w:lang w:val="pt-BR"/>
         </w:rPr>
-        <w:t xml:space="preserve"> 30 práticas definidas a partir da primeira revisão bibliográfica.</w:t>
+        <w:t xml:space="preserve"> </w:t>
+      </w:r>
+      <w:r>
+        <w:rPr>
+          <w:lang w:val="pt-BR"/>
+        </w:rPr>
+        <w:t>1</w:t>
+      </w:r>
+      <w:r>
+        <w:rPr>
+          <w:lang w:val="pt-BR"/>
+        </w:rPr>
+        <w:t>0 práticas definidas a partir da primeira revisão bibliográfica.</w:t>
       </w:r>
     </w:p>
     <w:p>
@@ -4414,7 +4453,13 @@
         <w:rPr>
           <w:lang w:val="pt-BR"/>
         </w:rPr>
-        <w:t xml:space="preserve">, </w:t>
+        <w:t xml:space="preserve"> ou</w:t>
+      </w:r>
+      <w:r>
+        <w:rPr>
+          <w:lang w:val="pt-BR"/>
+        </w:rPr>
+        <w:t xml:space="preserve"> </w:t>
       </w:r>
       <w:r>
         <w:rPr>
@@ -4423,20 +4468,6 @@
           <w:lang w:val="pt-BR"/>
         </w:rPr>
         <w:t>Unreal</w:t>
-      </w:r>
-      <w:r>
-        <w:rPr>
-          <w:lang w:val="pt-BR"/>
-        </w:rPr>
-        <w:t xml:space="preserve"> ou </w:t>
-      </w:r>
-      <w:r>
-        <w:rPr>
-          <w:b/>
-          <w:bCs/>
-          <w:lang w:val="pt-BR"/>
-        </w:rPr>
-        <w:t>Godot</w:t>
       </w:r>
       <w:r>
         <w:rPr>
@@ -4707,38 +4738,6 @@
           <w:lang w:val="pt-BR"/>
         </w:rPr>
         <w:t xml:space="preserve"> realizarão a aplicação, garantindo consistência e reduzindo vieses.</w:t>
-      </w:r>
-    </w:p>
-    <w:p>
-      <w:pPr>
-        <w:numPr>
-          <w:ilvl w:val="0"/>
-          <w:numId w:val="15"/>
-        </w:numPr>
-        <w:jc w:val="both"/>
-        <w:rPr>
-          <w:lang w:val="pt-BR"/>
-        </w:rPr>
-      </w:pPr>
-      <w:r>
-        <w:rPr>
-          <w:lang w:val="pt-BR"/>
-        </w:rPr>
-        <w:t xml:space="preserve">Ambos os avaliadores passarão por um </w:t>
-      </w:r>
-      <w:r>
-        <w:rPr>
-          <w:b/>
-          <w:bCs/>
-          <w:lang w:val="pt-BR"/>
-        </w:rPr>
-        <w:t>treinamento prévio</w:t>
-      </w:r>
-      <w:r>
-        <w:rPr>
-          <w:lang w:val="pt-BR"/>
-        </w:rPr>
-        <w:t>, com um jogo piloto usado para calibrar interpretações.</w:t>
       </w:r>
     </w:p>
     <w:p>
@@ -5138,7 +5137,6 @@
           <w:bCs/>
           <w:lang w:val="pt-BR"/>
         </w:rPr>
-        <w:lastRenderedPageBreak/>
         <w:t>Plano de análise dos dados</w:t>
       </w:r>
     </w:p>
@@ -5186,6 +5184,7 @@
         <w:rPr>
           <w:lang w:val="pt-BR"/>
         </w:rPr>
+        <w:lastRenderedPageBreak/>
         <w:t xml:space="preserve">A análise </w:t>
       </w:r>
       <w:r>
@@ -5531,7 +5530,7 @@
               <w:rPr>
                 <w:lang w:val="pt-BR"/>
               </w:rPr>
-              <w:t>Treinamento dos avaliadores</w:t>
+              <w:t>Aplicação do checklist</w:t>
             </w:r>
           </w:p>
         </w:tc>
@@ -5555,7 +5554,25 @@
                 <w:bCs/>
                 <w:lang w:val="pt-BR"/>
               </w:rPr>
-              <w:t>Abril de 2025</w:t>
+              <w:t xml:space="preserve">Maio a </w:t>
+            </w:r>
+            <w:proofErr w:type="gramStart"/>
+            <w:r>
+              <w:rPr>
+                <w:b/>
+                <w:bCs/>
+                <w:lang w:val="pt-BR"/>
+              </w:rPr>
+              <w:t>Junho</w:t>
+            </w:r>
+            <w:proofErr w:type="gramEnd"/>
+            <w:r>
+              <w:rPr>
+                <w:b/>
+                <w:bCs/>
+                <w:lang w:val="pt-BR"/>
+              </w:rPr>
+              <w:t xml:space="preserve"> de 2025</w:t>
             </w:r>
           </w:p>
         </w:tc>
@@ -5577,7 +5594,7 @@
               <w:rPr>
                 <w:lang w:val="pt-BR"/>
               </w:rPr>
-              <w:t>Calibração de interpretação e testes do checklist</w:t>
+              <w:t>Avaliação completa dos 10 jogos selecionados</w:t>
             </w:r>
           </w:p>
         </w:tc>
@@ -5604,7 +5621,7 @@
               <w:rPr>
                 <w:lang w:val="pt-BR"/>
               </w:rPr>
-              <w:t>Aplicação do checklist</w:t>
+              <w:t>Consolidação e análise dos dados</w:t>
             </w:r>
           </w:p>
         </w:tc>
@@ -5628,25 +5645,7 @@
                 <w:bCs/>
                 <w:lang w:val="pt-BR"/>
               </w:rPr>
-              <w:t xml:space="preserve">Maio a </w:t>
-            </w:r>
-            <w:proofErr w:type="gramStart"/>
-            <w:r>
-              <w:rPr>
-                <w:b/>
-                <w:bCs/>
-                <w:lang w:val="pt-BR"/>
-              </w:rPr>
-              <w:t>Junho</w:t>
-            </w:r>
-            <w:proofErr w:type="gramEnd"/>
-            <w:r>
-              <w:rPr>
-                <w:b/>
-                <w:bCs/>
-                <w:lang w:val="pt-BR"/>
-              </w:rPr>
-              <w:t xml:space="preserve"> de 2025</w:t>
+              <w:t>Julho de 2025</w:t>
             </w:r>
           </w:p>
         </w:tc>
@@ -5668,7 +5667,7 @@
               <w:rPr>
                 <w:lang w:val="pt-BR"/>
               </w:rPr>
-              <w:t>Avaliação completa dos 10 jogos selecionados</w:t>
+              <w:t>Tabulação, cálculo de médias e comparação de resultados</w:t>
             </w:r>
           </w:p>
         </w:tc>
@@ -5695,7 +5694,7 @@
               <w:rPr>
                 <w:lang w:val="pt-BR"/>
               </w:rPr>
-              <w:t>Consolidação e análise dos dados</w:t>
+              <w:t>Redação do relatório final</w:t>
             </w:r>
           </w:p>
         </w:tc>
@@ -5719,7 +5718,7 @@
                 <w:bCs/>
                 <w:lang w:val="pt-BR"/>
               </w:rPr>
-              <w:t>Julho de 2025</w:t>
+              <w:t>Agosto de 2025</w:t>
             </w:r>
           </w:p>
         </w:tc>
@@ -5741,79 +5740,6 @@
               <w:rPr>
                 <w:lang w:val="pt-BR"/>
               </w:rPr>
-              <w:t>Tabulação, cálculo de médias e comparação de resultados</w:t>
-            </w:r>
-          </w:p>
-        </w:tc>
-      </w:tr>
-      <w:tr>
-        <w:trPr>
-          <w:tblCellSpacing w:w="15" w:type="dxa"/>
-        </w:trPr>
-        <w:tc>
-          <w:tcPr>
-            <w:tcW w:w="0" w:type="auto"/>
-            <w:vAlign w:val="center"/>
-            <w:hideMark/>
-          </w:tcPr>
-          <w:p>
-            <w:pPr>
-              <w:ind w:left="360"/>
-              <w:jc w:val="both"/>
-              <w:rPr>
-                <w:lang w:val="pt-BR"/>
-              </w:rPr>
-            </w:pPr>
-            <w:r>
-              <w:rPr>
-                <w:lang w:val="pt-BR"/>
-              </w:rPr>
-              <w:t>Redação do relatório final</w:t>
-            </w:r>
-          </w:p>
-        </w:tc>
-        <w:tc>
-          <w:tcPr>
-            <w:tcW w:w="0" w:type="auto"/>
-            <w:vAlign w:val="center"/>
-            <w:hideMark/>
-          </w:tcPr>
-          <w:p>
-            <w:pPr>
-              <w:ind w:left="360"/>
-              <w:jc w:val="both"/>
-              <w:rPr>
-                <w:lang w:val="pt-BR"/>
-              </w:rPr>
-            </w:pPr>
-            <w:r>
-              <w:rPr>
-                <w:b/>
-                <w:bCs/>
-                <w:lang w:val="pt-BR"/>
-              </w:rPr>
-              <w:t>Agosto de 2025</w:t>
-            </w:r>
-          </w:p>
-        </w:tc>
-        <w:tc>
-          <w:tcPr>
-            <w:tcW w:w="0" w:type="auto"/>
-            <w:vAlign w:val="center"/>
-            <w:hideMark/>
-          </w:tcPr>
-          <w:p>
-            <w:pPr>
-              <w:ind w:left="360"/>
-              <w:jc w:val="both"/>
-              <w:rPr>
-                <w:lang w:val="pt-BR"/>
-              </w:rPr>
-            </w:pPr>
-            <w:r>
-              <w:rPr>
-                <w:lang w:val="pt-BR"/>
-              </w:rPr>
               <w:t>Interpretação qualitativa e discussão dos achados</w:t>
             </w:r>
           </w:p>
@@ -5822,7 +5748,689 @@
     </w:tbl>
     <w:p>
       <w:pPr>
-        <w:ind w:left="360"/>
+        <w:jc w:val="both"/>
+        <w:rPr>
+          <w:lang w:val="pt-BR"/>
+        </w:rPr>
+      </w:pPr>
+    </w:p>
+    <w:p>
+      <w:pPr>
+        <w:jc w:val="both"/>
+        <w:rPr>
+          <w:lang w:val="pt-BR"/>
+        </w:rPr>
+      </w:pPr>
+    </w:p>
+    <w:p>
+      <w:pPr>
+        <w:jc w:val="both"/>
+        <w:rPr>
+          <w:lang w:val="pt-BR"/>
+        </w:rPr>
+      </w:pPr>
+    </w:p>
+    <w:p>
+      <w:pPr>
+        <w:jc w:val="both"/>
+        <w:rPr>
+          <w:lang w:val="pt-BR"/>
+        </w:rPr>
+      </w:pPr>
+    </w:p>
+    <w:p>
+      <w:pPr>
+        <w:jc w:val="both"/>
+        <w:rPr>
+          <w:lang w:val="pt-BR"/>
+        </w:rPr>
+      </w:pPr>
+    </w:p>
+    <w:p>
+      <w:pPr>
+        <w:jc w:val="both"/>
+        <w:rPr>
+          <w:lang w:val="pt-BR"/>
+        </w:rPr>
+      </w:pPr>
+    </w:p>
+    <w:p>
+      <w:pPr>
+        <w:jc w:val="both"/>
+        <w:rPr>
+          <w:b/>
+          <w:bCs/>
+          <w:lang w:val="pt-BR"/>
+        </w:rPr>
+      </w:pPr>
+      <w:r>
+        <w:rPr>
+          <w:b/>
+          <w:bCs/>
+          <w:lang w:val="pt-BR"/>
+        </w:rPr>
+        <w:t>6.3 Validação do Guia Prático de Inclusão Psicossocial</w:t>
+      </w:r>
+    </w:p>
+    <w:p>
+      <w:pPr>
+        <w:jc w:val="both"/>
+        <w:rPr>
+          <w:lang w:val="pt-BR"/>
+        </w:rPr>
+      </w:pPr>
+      <w:r>
+        <w:rPr>
+          <w:lang w:val="pt-BR"/>
+        </w:rPr>
+        <w:t xml:space="preserve">A etapa de validação tem como objetivo </w:t>
+      </w:r>
+      <w:r>
+        <w:rPr>
+          <w:b/>
+          <w:bCs/>
+          <w:lang w:val="pt-BR"/>
+        </w:rPr>
+        <w:t>verificar a clareza, consistência e aplicabilidade técnica</w:t>
+      </w:r>
+      <w:r>
+        <w:rPr>
+          <w:lang w:val="pt-BR"/>
+        </w:rPr>
+        <w:t xml:space="preserve"> do guia prático de inclusão psicossocial elaborado a partir da revisão bibliográfica e da análise dos jogos independentes.</w:t>
+      </w:r>
+      <w:r>
+        <w:rPr>
+          <w:lang w:val="pt-BR"/>
+        </w:rPr>
+        <w:br/>
+        <w:t xml:space="preserve">Essa validação será </w:t>
+      </w:r>
+      <w:r>
+        <w:rPr>
+          <w:b/>
+          <w:bCs/>
+          <w:lang w:val="pt-BR"/>
+        </w:rPr>
+        <w:t>consultiva e documental</w:t>
+      </w:r>
+      <w:r>
+        <w:rPr>
+          <w:lang w:val="pt-BR"/>
+        </w:rPr>
+        <w:t>, compatível com a natureza teórica do projeto.</w:t>
+      </w:r>
+    </w:p>
+    <w:p>
+      <w:pPr>
+        <w:jc w:val="both"/>
+        <w:rPr>
+          <w:b/>
+          <w:bCs/>
+          <w:lang w:val="pt-BR"/>
+        </w:rPr>
+      </w:pPr>
+      <w:r>
+        <w:rPr>
+          <w:b/>
+          <w:bCs/>
+          <w:lang w:val="pt-BR"/>
+        </w:rPr>
+        <w:lastRenderedPageBreak/>
+        <w:t>1. Critérios de seleção dos avaliadores</w:t>
+      </w:r>
+    </w:p>
+    <w:p>
+      <w:pPr>
+        <w:jc w:val="both"/>
+        <w:rPr>
+          <w:lang w:val="pt-BR"/>
+        </w:rPr>
+      </w:pPr>
+      <w:r>
+        <w:rPr>
+          <w:lang w:val="pt-BR"/>
+        </w:rPr>
+        <w:t xml:space="preserve">A validação do guia será realizada por </w:t>
+      </w:r>
+      <w:r>
+        <w:rPr>
+          <w:b/>
+          <w:bCs/>
+          <w:lang w:val="pt-BR"/>
+        </w:rPr>
+        <w:t>dois especialistas convidados</w:t>
+      </w:r>
+      <w:r>
+        <w:rPr>
+          <w:lang w:val="pt-BR"/>
+        </w:rPr>
+        <w:t>, escolhidos conforme os seguintes critérios:</w:t>
+      </w:r>
+    </w:p>
+    <w:p>
+      <w:pPr>
+        <w:numPr>
+          <w:ilvl w:val="0"/>
+          <w:numId w:val="17"/>
+        </w:numPr>
+        <w:jc w:val="both"/>
+        <w:rPr>
+          <w:lang w:val="pt-BR"/>
+        </w:rPr>
+      </w:pPr>
+      <w:r>
+        <w:rPr>
+          <w:lang w:val="pt-BR"/>
+        </w:rPr>
+        <w:t xml:space="preserve">Formação ou experiência comprovada na área de </w:t>
+      </w:r>
+      <w:r>
+        <w:rPr>
+          <w:b/>
+          <w:bCs/>
+          <w:lang w:val="pt-BR"/>
+        </w:rPr>
+        <w:t>Jogos Digitais</w:t>
+      </w:r>
+      <w:r>
+        <w:rPr>
+          <w:lang w:val="pt-BR"/>
+        </w:rPr>
+        <w:t xml:space="preserve">, </w:t>
+      </w:r>
+      <w:r>
+        <w:rPr>
+          <w:b/>
+          <w:bCs/>
+          <w:lang w:val="pt-BR"/>
+        </w:rPr>
+        <w:t>Acessibilidade</w:t>
+      </w:r>
+      <w:r>
+        <w:rPr>
+          <w:lang w:val="pt-BR"/>
+        </w:rPr>
+        <w:t xml:space="preserve"> ou </w:t>
+      </w:r>
+      <w:r>
+        <w:rPr>
+          <w:b/>
+          <w:bCs/>
+          <w:lang w:val="pt-BR"/>
+        </w:rPr>
+        <w:t>Psicologia/Processos Psicossociais</w:t>
+      </w:r>
+      <w:r>
+        <w:rPr>
+          <w:lang w:val="pt-BR"/>
+        </w:rPr>
+        <w:t>;</w:t>
+      </w:r>
+    </w:p>
+    <w:p>
+      <w:pPr>
+        <w:numPr>
+          <w:ilvl w:val="0"/>
+          <w:numId w:val="17"/>
+        </w:numPr>
+        <w:jc w:val="both"/>
+        <w:rPr>
+          <w:lang w:val="pt-BR"/>
+        </w:rPr>
+      </w:pPr>
+      <w:r>
+        <w:rPr>
+          <w:lang w:val="pt-BR"/>
+        </w:rPr>
+        <w:t xml:space="preserve">Atuação em ensino técnico ou superior, com familiaridade com o público de </w:t>
+      </w:r>
+      <w:r>
+        <w:rPr>
+          <w:b/>
+          <w:bCs/>
+          <w:lang w:val="pt-BR"/>
+        </w:rPr>
+        <w:t>desenvolvedores iniciantes</w:t>
+      </w:r>
+      <w:r>
+        <w:rPr>
+          <w:lang w:val="pt-BR"/>
+        </w:rPr>
+        <w:t>;</w:t>
+      </w:r>
+    </w:p>
+    <w:p>
+      <w:pPr>
+        <w:numPr>
+          <w:ilvl w:val="0"/>
+          <w:numId w:val="17"/>
+        </w:numPr>
+        <w:jc w:val="both"/>
+        <w:rPr>
+          <w:lang w:val="pt-BR"/>
+        </w:rPr>
+      </w:pPr>
+      <w:r>
+        <w:rPr>
+          <w:lang w:val="pt-BR"/>
+        </w:rPr>
+        <w:t>Disponibilidade para analisar o material e emitir parecer descritivo.</w:t>
+      </w:r>
+    </w:p>
+    <w:p>
+      <w:pPr>
+        <w:jc w:val="both"/>
+        <w:rPr>
+          <w:lang w:val="pt-BR"/>
+        </w:rPr>
+      </w:pPr>
+      <w:r>
+        <w:rPr>
+          <w:lang w:val="pt-BR"/>
+        </w:rPr>
+        <w:t xml:space="preserve">Além dos especialistas, poderá ser considerado </w:t>
+      </w:r>
+      <w:r>
+        <w:rPr>
+          <w:b/>
+          <w:bCs/>
+          <w:lang w:val="pt-BR"/>
+        </w:rPr>
+        <w:t>um jogador com experiência em acessibilidade</w:t>
+      </w:r>
+      <w:r>
+        <w:rPr>
+          <w:lang w:val="pt-BR"/>
+        </w:rPr>
+        <w:t xml:space="preserve"> como revisor complementar, a fim de oferecer uma perspectiva prática sobre a utilidade das recomendações.</w:t>
+      </w:r>
+    </w:p>
+    <w:p>
+      <w:pPr>
+        <w:jc w:val="both"/>
+        <w:rPr>
+          <w:b/>
+          <w:bCs/>
+          <w:lang w:val="pt-BR"/>
+        </w:rPr>
+      </w:pPr>
+      <w:r>
+        <w:rPr>
+          <w:b/>
+          <w:bCs/>
+          <w:lang w:val="pt-BR"/>
+        </w:rPr>
+        <w:t>2. Instrumentos de avaliação</w:t>
+      </w:r>
+    </w:p>
+    <w:p>
+      <w:pPr>
+        <w:jc w:val="both"/>
+        <w:rPr>
+          <w:lang w:val="pt-BR"/>
+        </w:rPr>
+      </w:pPr>
+      <w:r>
+        <w:rPr>
+          <w:lang w:val="pt-BR"/>
+        </w:rPr>
+        <w:t xml:space="preserve">Para conduzir a validação, será utilizado um </w:t>
+      </w:r>
+      <w:r>
+        <w:rPr>
+          <w:b/>
+          <w:bCs/>
+          <w:lang w:val="pt-BR"/>
+        </w:rPr>
+        <w:t>formulário de avaliação estruturado</w:t>
+      </w:r>
+      <w:r>
+        <w:rPr>
+          <w:lang w:val="pt-BR"/>
+        </w:rPr>
+        <w:t>, contendo itens avaliativos em escala de 1 a 5, distribuídos em quatro dimensões:</w:t>
+      </w:r>
+    </w:p>
+    <w:p>
+      <w:pPr>
+        <w:numPr>
+          <w:ilvl w:val="0"/>
+          <w:numId w:val="18"/>
+        </w:numPr>
+        <w:jc w:val="both"/>
+        <w:rPr>
+          <w:lang w:val="pt-BR"/>
+        </w:rPr>
+      </w:pPr>
+      <w:r>
+        <w:rPr>
+          <w:b/>
+          <w:bCs/>
+          <w:lang w:val="pt-BR"/>
+        </w:rPr>
+        <w:t>Clareza e objetividade</w:t>
+      </w:r>
+      <w:r>
+        <w:rPr>
+          <w:lang w:val="pt-BR"/>
+        </w:rPr>
+        <w:t xml:space="preserve"> das instruções e terminologia;</w:t>
+      </w:r>
+    </w:p>
+    <w:p>
+      <w:pPr>
+        <w:numPr>
+          <w:ilvl w:val="0"/>
+          <w:numId w:val="18"/>
+        </w:numPr>
+        <w:jc w:val="both"/>
+        <w:rPr>
+          <w:lang w:val="pt-BR"/>
+        </w:rPr>
+      </w:pPr>
+      <w:r>
+        <w:rPr>
+          <w:b/>
+          <w:bCs/>
+          <w:lang w:val="pt-BR"/>
+        </w:rPr>
+        <w:t>Relevância</w:t>
+      </w:r>
+      <w:r>
+        <w:rPr>
+          <w:lang w:val="pt-BR"/>
+        </w:rPr>
+        <w:t xml:space="preserve"> das práticas sugeridas para o contexto de inclusão psicossocial;</w:t>
+      </w:r>
+    </w:p>
+    <w:p>
+      <w:pPr>
+        <w:numPr>
+          <w:ilvl w:val="0"/>
+          <w:numId w:val="18"/>
+        </w:numPr>
+        <w:jc w:val="both"/>
+        <w:rPr>
+          <w:lang w:val="pt-BR"/>
+        </w:rPr>
+      </w:pPr>
+      <w:r>
+        <w:rPr>
+          <w:b/>
+          <w:bCs/>
+          <w:lang w:val="pt-BR"/>
+        </w:rPr>
+        <w:t>Aplicabilidade técnica</w:t>
+      </w:r>
+      <w:r>
+        <w:rPr>
+          <w:lang w:val="pt-BR"/>
+        </w:rPr>
+        <w:t xml:space="preserve"> para desenvolvedores iniciantes;</w:t>
+      </w:r>
+    </w:p>
+    <w:p>
+      <w:pPr>
+        <w:numPr>
+          <w:ilvl w:val="0"/>
+          <w:numId w:val="18"/>
+        </w:numPr>
+        <w:jc w:val="both"/>
+        <w:rPr>
+          <w:lang w:val="pt-BR"/>
+        </w:rPr>
+      </w:pPr>
+      <w:r>
+        <w:rPr>
+          <w:b/>
+          <w:bCs/>
+          <w:lang w:val="pt-BR"/>
+        </w:rPr>
+        <w:t>Coerência geral</w:t>
+      </w:r>
+      <w:r>
+        <w:rPr>
+          <w:lang w:val="pt-BR"/>
+        </w:rPr>
+        <w:t xml:space="preserve"> entre conteúdo, estrutura e objetivos do guia.</w:t>
+      </w:r>
+    </w:p>
+    <w:p>
+      <w:pPr>
+        <w:jc w:val="both"/>
+        <w:rPr>
+          <w:lang w:val="pt-BR"/>
+        </w:rPr>
+      </w:pPr>
+      <w:r>
+        <w:rPr>
+          <w:lang w:val="pt-BR"/>
+        </w:rPr>
+        <w:t xml:space="preserve">O formulário será acompanhado de um campo aberto para </w:t>
+      </w:r>
+      <w:r>
+        <w:rPr>
+          <w:b/>
+          <w:bCs/>
+          <w:lang w:val="pt-BR"/>
+        </w:rPr>
+        <w:t>comentários qualitativos</w:t>
+      </w:r>
+      <w:r>
+        <w:rPr>
+          <w:lang w:val="pt-BR"/>
+        </w:rPr>
+        <w:t>, permitindo que os avaliadores façam observações específicas e sugestões de aprimoramento.</w:t>
+      </w:r>
+    </w:p>
+    <w:p>
+      <w:pPr>
+        <w:jc w:val="both"/>
+        <w:rPr>
+          <w:b/>
+          <w:bCs/>
+          <w:lang w:val="pt-BR"/>
+        </w:rPr>
+      </w:pPr>
+      <w:r>
+        <w:rPr>
+          <w:b/>
+          <w:bCs/>
+          <w:lang w:val="pt-BR"/>
+        </w:rPr>
+        <w:t>3. Análise do feedback e critérios de revisão</w:t>
+      </w:r>
+    </w:p>
+    <w:p>
+      <w:pPr>
+        <w:jc w:val="both"/>
+        <w:rPr>
+          <w:lang w:val="pt-BR"/>
+        </w:rPr>
+      </w:pPr>
+      <w:r>
+        <w:rPr>
+          <w:lang w:val="pt-BR"/>
+        </w:rPr>
+        <w:t>As respostas quantitativas serão consolidadas em uma planilha eletrônica, gerando médias de pontuação por dimensão.</w:t>
+      </w:r>
+      <w:r>
+        <w:rPr>
+          <w:lang w:val="pt-BR"/>
+        </w:rPr>
+        <w:br/>
+        <w:t>Os comentários qualitativos serão categorizados por temas recorrentes (ex.: clareza de linguagem, exemplos técnicos, organização, foco psicossocial).</w:t>
+      </w:r>
+      <w:r>
+        <w:rPr>
+          <w:lang w:val="pt-BR"/>
+        </w:rPr>
+        <w:br/>
+        <w:t xml:space="preserve">Com base nessa análise, será elaborada uma </w:t>
+      </w:r>
+      <w:r>
+        <w:rPr>
+          <w:b/>
+          <w:bCs/>
+          <w:lang w:val="pt-BR"/>
+        </w:rPr>
+        <w:t>versão revisada do guia (v1.1)</w:t>
+      </w:r>
+      <w:r>
+        <w:rPr>
+          <w:lang w:val="pt-BR"/>
+        </w:rPr>
+        <w:t>, com ajustes redacionais e técnicos sugeridos pelos avaliadores.</w:t>
+      </w:r>
+    </w:p>
+    <w:p>
+      <w:pPr>
+        <w:jc w:val="both"/>
+        <w:rPr>
+          <w:b/>
+          <w:bCs/>
+          <w:lang w:val="pt-BR"/>
+        </w:rPr>
+      </w:pPr>
+      <w:r>
+        <w:rPr>
+          <w:b/>
+          <w:bCs/>
+          <w:lang w:val="pt-BR"/>
+        </w:rPr>
+        <w:t>4. Métricas de validação</w:t>
+      </w:r>
+    </w:p>
+    <w:p>
+      <w:pPr>
+        <w:jc w:val="both"/>
+        <w:rPr>
+          <w:lang w:val="pt-BR"/>
+        </w:rPr>
+      </w:pPr>
+      <w:r>
+        <w:rPr>
+          <w:lang w:val="pt-BR"/>
+        </w:rPr>
+        <w:t>O guia será considerado validado se atender aos seguintes parâmetros mínimos:</w:t>
+      </w:r>
+    </w:p>
+    <w:p>
+      <w:pPr>
+        <w:numPr>
+          <w:ilvl w:val="0"/>
+          <w:numId w:val="19"/>
+        </w:numPr>
+        <w:jc w:val="both"/>
+        <w:rPr>
+          <w:lang w:val="pt-BR"/>
+        </w:rPr>
+      </w:pPr>
+      <w:r>
+        <w:rPr>
+          <w:b/>
+          <w:bCs/>
+          <w:lang w:val="pt-BR"/>
+        </w:rPr>
+        <w:t>Média geral ≥ 4,0</w:t>
+      </w:r>
+      <w:r>
+        <w:rPr>
+          <w:lang w:val="pt-BR"/>
+        </w:rPr>
+        <w:t xml:space="preserve"> (em escala de 1 a 5) nas quatro dimensões avaliadas;</w:t>
+      </w:r>
+    </w:p>
+    <w:p>
+      <w:pPr>
+        <w:numPr>
+          <w:ilvl w:val="0"/>
+          <w:numId w:val="19"/>
+        </w:numPr>
+        <w:jc w:val="both"/>
+        <w:rPr>
+          <w:lang w:val="pt-BR"/>
+        </w:rPr>
+      </w:pPr>
+      <w:r>
+        <w:rPr>
+          <w:b/>
+          <w:bCs/>
+          <w:lang w:val="pt-BR"/>
+        </w:rPr>
+        <w:lastRenderedPageBreak/>
+        <w:t>100% dos avaliadores</w:t>
+      </w:r>
+      <w:r>
+        <w:rPr>
+          <w:lang w:val="pt-BR"/>
+        </w:rPr>
+        <w:t xml:space="preserve"> considerando o conteúdo “adequado” ou “muito adequado” para uso em cursos técnicos;</w:t>
+      </w:r>
+    </w:p>
+    <w:p>
+      <w:pPr>
+        <w:numPr>
+          <w:ilvl w:val="0"/>
+          <w:numId w:val="19"/>
+        </w:numPr>
+        <w:jc w:val="both"/>
+        <w:rPr>
+          <w:lang w:val="pt-BR"/>
+        </w:rPr>
+      </w:pPr>
+      <w:r>
+        <w:rPr>
+          <w:lang w:val="pt-BR"/>
+        </w:rPr>
+        <w:t xml:space="preserve">Implementação de </w:t>
+      </w:r>
+      <w:r>
+        <w:rPr>
+          <w:b/>
+          <w:bCs/>
+          <w:lang w:val="pt-BR"/>
+        </w:rPr>
+        <w:t>todas as sugestões críticas</w:t>
+      </w:r>
+      <w:r>
+        <w:rPr>
+          <w:lang w:val="pt-BR"/>
+        </w:rPr>
+        <w:t xml:space="preserve"> indicadas no parecer técnico.</w:t>
+      </w:r>
+    </w:p>
+    <w:p>
+      <w:pPr>
+        <w:jc w:val="both"/>
+        <w:rPr>
+          <w:lang w:val="pt-BR"/>
+        </w:rPr>
+      </w:pPr>
+      <w:r>
+        <w:rPr>
+          <w:lang w:val="pt-BR"/>
+        </w:rPr>
+        <w:t xml:space="preserve">Esses indicadores garantem que o produto final apresente </w:t>
+      </w:r>
+      <w:r>
+        <w:rPr>
+          <w:b/>
+          <w:bCs/>
+          <w:lang w:val="pt-BR"/>
+        </w:rPr>
+        <w:t>clareza, consistência conceitual e aplicabilidade pedagógica</w:t>
+      </w:r>
+      <w:r>
+        <w:rPr>
+          <w:lang w:val="pt-BR"/>
+        </w:rPr>
+        <w:t>.</w:t>
+      </w:r>
+    </w:p>
+    <w:p>
+      <w:pPr>
         <w:jc w:val="both"/>
         <w:rPr>
           <w:lang w:val="pt-BR"/>
@@ -6284,7 +6892,6 @@
     </w:p>
     <w:p>
       <w:r>
-        <w:lastRenderedPageBreak/>
         <w:t xml:space="preserve">As </w:t>
       </w:r>
       <w:proofErr w:type="spellStart"/>
@@ -7386,6 +7993,7 @@
             </w:r>
             <w:proofErr w:type="spellStart"/>
             <w:r>
+              <w:lastRenderedPageBreak/>
               <w:t>barreiras</w:t>
             </w:r>
             <w:proofErr w:type="spellEnd"/>
@@ -7417,6 +8025,7 @@
           <w:p>
             <w:proofErr w:type="spellStart"/>
             <w:r>
+              <w:lastRenderedPageBreak/>
               <w:t>Jogadores</w:t>
             </w:r>
             <w:proofErr w:type="spellEnd"/>
@@ -7437,7 +8046,11 @@
             </w:r>
             <w:proofErr w:type="spellEnd"/>
             <w:r>
-              <w:t xml:space="preserve"> oral/</w:t>
+              <w:t xml:space="preserve"> </w:t>
+            </w:r>
+            <w:r>
+              <w:lastRenderedPageBreak/>
+              <w:t>oral/</w:t>
             </w:r>
             <w:proofErr w:type="spellStart"/>
             <w:r>
@@ -7471,6 +8084,7 @@
           </w:tcPr>
           <w:p>
             <w:r>
+              <w:lastRenderedPageBreak/>
               <w:t>Intermediate</w:t>
             </w:r>
           </w:p>
@@ -7995,7 +8609,6 @@
           <w:p>
             <w:proofErr w:type="spellStart"/>
             <w:r>
-              <w:lastRenderedPageBreak/>
               <w:t>Documentação</w:t>
             </w:r>
             <w:proofErr w:type="spellEnd"/>
@@ -8817,6 +9430,7 @@
             </w:r>
             <w:proofErr w:type="spellStart"/>
             <w:r>
+              <w:lastRenderedPageBreak/>
               <w:t>reduzem</w:t>
             </w:r>
             <w:proofErr w:type="spellEnd"/>
@@ -8839,6 +9453,7 @@
           </w:tcPr>
           <w:p>
             <w:r>
+              <w:lastRenderedPageBreak/>
               <w:t xml:space="preserve">Ambientes </w:t>
             </w:r>
             <w:proofErr w:type="spellStart"/>
@@ -9362,7 +9977,6 @@
             </w:r>
             <w:proofErr w:type="spellStart"/>
             <w:r>
-              <w:lastRenderedPageBreak/>
               <w:t>autocontrole</w:t>
             </w:r>
             <w:proofErr w:type="spellEnd"/>
@@ -9385,7 +9999,6 @@
           </w:tcPr>
           <w:p>
             <w:r>
-              <w:lastRenderedPageBreak/>
               <w:t xml:space="preserve">Uso </w:t>
             </w:r>
             <w:proofErr w:type="spellStart"/>
@@ -9518,7 +10131,11 @@
       </w:r>
       <w:r>
         <w:br/>
-        <w:t>- SILVA, A. M. da. Inclusão digital e inclusão psicossocial nos cursos de Jogos Digitais: um estudo exploratório. Revista Brasileira de Informática na Educação, v. 28, n. 1, p. 23–41, 2020.</w:t>
+        <w:t xml:space="preserve">- SILVA, A. M. da. Inclusão digital e inclusão psicossocial nos cursos de Jogos Digitais: um </w:t>
+      </w:r>
+      <w:r>
+        <w:lastRenderedPageBreak/>
+        <w:t>estudo exploratório. Revista Brasileira de Informática na Educação, v. 28, n. 1, p. 23–41, 2020.</w:t>
       </w:r>
       <w:r>
         <w:br/>
@@ -10889,6 +11506,155 @@
     </w:lvl>
   </w:abstractNum>
   <w:abstractNum w:abstractNumId="13" w15:restartNumberingAfterBreak="0">
+    <w:nsid w:val="5DF832A9"/>
+    <w:multiLevelType w:val="multilevel"/>
+    <w:tmpl w:val="76B2F590"/>
+    <w:lvl w:ilvl="0">
+      <w:start w:val="1"/>
+      <w:numFmt w:val="bullet"/>
+      <w:lvlText w:val=""/>
+      <w:lvlJc w:val="left"/>
+      <w:pPr>
+        <w:tabs>
+          <w:tab w:val="num" w:pos="720"/>
+        </w:tabs>
+        <w:ind w:left="720" w:hanging="360"/>
+      </w:pPr>
+      <w:rPr>
+        <w:rFonts w:ascii="Symbol" w:hAnsi="Symbol" w:hint="default"/>
+        <w:sz w:val="20"/>
+      </w:rPr>
+    </w:lvl>
+    <w:lvl w:ilvl="1" w:tentative="1">
+      <w:start w:val="1"/>
+      <w:numFmt w:val="bullet"/>
+      <w:lvlText w:val="o"/>
+      <w:lvlJc w:val="left"/>
+      <w:pPr>
+        <w:tabs>
+          <w:tab w:val="num" w:pos="1440"/>
+        </w:tabs>
+        <w:ind w:left="1440" w:hanging="360"/>
+      </w:pPr>
+      <w:rPr>
+        <w:rFonts w:ascii="Courier New" w:hAnsi="Courier New" w:hint="default"/>
+        <w:sz w:val="20"/>
+      </w:rPr>
+    </w:lvl>
+    <w:lvl w:ilvl="2" w:tentative="1">
+      <w:start w:val="1"/>
+      <w:numFmt w:val="bullet"/>
+      <w:lvlText w:val=""/>
+      <w:lvlJc w:val="left"/>
+      <w:pPr>
+        <w:tabs>
+          <w:tab w:val="num" w:pos="2160"/>
+        </w:tabs>
+        <w:ind w:left="2160" w:hanging="360"/>
+      </w:pPr>
+      <w:rPr>
+        <w:rFonts w:ascii="Wingdings" w:hAnsi="Wingdings" w:hint="default"/>
+        <w:sz w:val="20"/>
+      </w:rPr>
+    </w:lvl>
+    <w:lvl w:ilvl="3" w:tentative="1">
+      <w:start w:val="1"/>
+      <w:numFmt w:val="bullet"/>
+      <w:lvlText w:val=""/>
+      <w:lvlJc w:val="left"/>
+      <w:pPr>
+        <w:tabs>
+          <w:tab w:val="num" w:pos="2880"/>
+        </w:tabs>
+        <w:ind w:left="2880" w:hanging="360"/>
+      </w:pPr>
+      <w:rPr>
+        <w:rFonts w:ascii="Wingdings" w:hAnsi="Wingdings" w:hint="default"/>
+        <w:sz w:val="20"/>
+      </w:rPr>
+    </w:lvl>
+    <w:lvl w:ilvl="4" w:tentative="1">
+      <w:start w:val="1"/>
+      <w:numFmt w:val="bullet"/>
+      <w:lvlText w:val=""/>
+      <w:lvlJc w:val="left"/>
+      <w:pPr>
+        <w:tabs>
+          <w:tab w:val="num" w:pos="3600"/>
+        </w:tabs>
+        <w:ind w:left="3600" w:hanging="360"/>
+      </w:pPr>
+      <w:rPr>
+        <w:rFonts w:ascii="Wingdings" w:hAnsi="Wingdings" w:hint="default"/>
+        <w:sz w:val="20"/>
+      </w:rPr>
+    </w:lvl>
+    <w:lvl w:ilvl="5" w:tentative="1">
+      <w:start w:val="1"/>
+      <w:numFmt w:val="bullet"/>
+      <w:lvlText w:val=""/>
+      <w:lvlJc w:val="left"/>
+      <w:pPr>
+        <w:tabs>
+          <w:tab w:val="num" w:pos="4320"/>
+        </w:tabs>
+        <w:ind w:left="4320" w:hanging="360"/>
+      </w:pPr>
+      <w:rPr>
+        <w:rFonts w:ascii="Wingdings" w:hAnsi="Wingdings" w:hint="default"/>
+        <w:sz w:val="20"/>
+      </w:rPr>
+    </w:lvl>
+    <w:lvl w:ilvl="6" w:tentative="1">
+      <w:start w:val="1"/>
+      <w:numFmt w:val="bullet"/>
+      <w:lvlText w:val=""/>
+      <w:lvlJc w:val="left"/>
+      <w:pPr>
+        <w:tabs>
+          <w:tab w:val="num" w:pos="5040"/>
+        </w:tabs>
+        <w:ind w:left="5040" w:hanging="360"/>
+      </w:pPr>
+      <w:rPr>
+        <w:rFonts w:ascii="Wingdings" w:hAnsi="Wingdings" w:hint="default"/>
+        <w:sz w:val="20"/>
+      </w:rPr>
+    </w:lvl>
+    <w:lvl w:ilvl="7" w:tentative="1">
+      <w:start w:val="1"/>
+      <w:numFmt w:val="bullet"/>
+      <w:lvlText w:val=""/>
+      <w:lvlJc w:val="left"/>
+      <w:pPr>
+        <w:tabs>
+          <w:tab w:val="num" w:pos="5760"/>
+        </w:tabs>
+        <w:ind w:left="5760" w:hanging="360"/>
+      </w:pPr>
+      <w:rPr>
+        <w:rFonts w:ascii="Wingdings" w:hAnsi="Wingdings" w:hint="default"/>
+        <w:sz w:val="20"/>
+      </w:rPr>
+    </w:lvl>
+    <w:lvl w:ilvl="8" w:tentative="1">
+      <w:start w:val="1"/>
+      <w:numFmt w:val="bullet"/>
+      <w:lvlText w:val=""/>
+      <w:lvlJc w:val="left"/>
+      <w:pPr>
+        <w:tabs>
+          <w:tab w:val="num" w:pos="6480"/>
+        </w:tabs>
+        <w:ind w:left="6480" w:hanging="360"/>
+      </w:pPr>
+      <w:rPr>
+        <w:rFonts w:ascii="Wingdings" w:hAnsi="Wingdings" w:hint="default"/>
+        <w:sz w:val="20"/>
+      </w:rPr>
+    </w:lvl>
+  </w:abstractNum>
+  <w:abstractNum w:abstractNumId="14" w15:restartNumberingAfterBreak="0">
     <w:nsid w:val="63EF00E9"/>
     <w:multiLevelType w:val="multilevel"/>
     <w:tmpl w:val="39249F3E"/>
@@ -11037,7 +11803,156 @@
       </w:rPr>
     </w:lvl>
   </w:abstractNum>
-  <w:abstractNum w:abstractNumId="14" w15:restartNumberingAfterBreak="0">
+  <w:abstractNum w:abstractNumId="15" w15:restartNumberingAfterBreak="0">
+    <w:nsid w:val="6860799C"/>
+    <w:multiLevelType w:val="multilevel"/>
+    <w:tmpl w:val="5194064A"/>
+    <w:lvl w:ilvl="0">
+      <w:start w:val="1"/>
+      <w:numFmt w:val="bullet"/>
+      <w:lvlText w:val=""/>
+      <w:lvlJc w:val="left"/>
+      <w:pPr>
+        <w:tabs>
+          <w:tab w:val="num" w:pos="720"/>
+        </w:tabs>
+        <w:ind w:left="720" w:hanging="360"/>
+      </w:pPr>
+      <w:rPr>
+        <w:rFonts w:ascii="Symbol" w:hAnsi="Symbol" w:hint="default"/>
+        <w:sz w:val="20"/>
+      </w:rPr>
+    </w:lvl>
+    <w:lvl w:ilvl="1" w:tentative="1">
+      <w:start w:val="1"/>
+      <w:numFmt w:val="bullet"/>
+      <w:lvlText w:val="o"/>
+      <w:lvlJc w:val="left"/>
+      <w:pPr>
+        <w:tabs>
+          <w:tab w:val="num" w:pos="1440"/>
+        </w:tabs>
+        <w:ind w:left="1440" w:hanging="360"/>
+      </w:pPr>
+      <w:rPr>
+        <w:rFonts w:ascii="Courier New" w:hAnsi="Courier New" w:hint="default"/>
+        <w:sz w:val="20"/>
+      </w:rPr>
+    </w:lvl>
+    <w:lvl w:ilvl="2" w:tentative="1">
+      <w:start w:val="1"/>
+      <w:numFmt w:val="bullet"/>
+      <w:lvlText w:val=""/>
+      <w:lvlJc w:val="left"/>
+      <w:pPr>
+        <w:tabs>
+          <w:tab w:val="num" w:pos="2160"/>
+        </w:tabs>
+        <w:ind w:left="2160" w:hanging="360"/>
+      </w:pPr>
+      <w:rPr>
+        <w:rFonts w:ascii="Wingdings" w:hAnsi="Wingdings" w:hint="default"/>
+        <w:sz w:val="20"/>
+      </w:rPr>
+    </w:lvl>
+    <w:lvl w:ilvl="3" w:tentative="1">
+      <w:start w:val="1"/>
+      <w:numFmt w:val="bullet"/>
+      <w:lvlText w:val=""/>
+      <w:lvlJc w:val="left"/>
+      <w:pPr>
+        <w:tabs>
+          <w:tab w:val="num" w:pos="2880"/>
+        </w:tabs>
+        <w:ind w:left="2880" w:hanging="360"/>
+      </w:pPr>
+      <w:rPr>
+        <w:rFonts w:ascii="Wingdings" w:hAnsi="Wingdings" w:hint="default"/>
+        <w:sz w:val="20"/>
+      </w:rPr>
+    </w:lvl>
+    <w:lvl w:ilvl="4" w:tentative="1">
+      <w:start w:val="1"/>
+      <w:numFmt w:val="bullet"/>
+      <w:lvlText w:val=""/>
+      <w:lvlJc w:val="left"/>
+      <w:pPr>
+        <w:tabs>
+          <w:tab w:val="num" w:pos="3600"/>
+        </w:tabs>
+        <w:ind w:left="3600" w:hanging="360"/>
+      </w:pPr>
+      <w:rPr>
+        <w:rFonts w:ascii="Wingdings" w:hAnsi="Wingdings" w:hint="default"/>
+        <w:sz w:val="20"/>
+      </w:rPr>
+    </w:lvl>
+    <w:lvl w:ilvl="5" w:tentative="1">
+      <w:start w:val="1"/>
+      <w:numFmt w:val="bullet"/>
+      <w:lvlText w:val=""/>
+      <w:lvlJc w:val="left"/>
+      <w:pPr>
+        <w:tabs>
+          <w:tab w:val="num" w:pos="4320"/>
+        </w:tabs>
+        <w:ind w:left="4320" w:hanging="360"/>
+      </w:pPr>
+      <w:rPr>
+        <w:rFonts w:ascii="Wingdings" w:hAnsi="Wingdings" w:hint="default"/>
+        <w:sz w:val="20"/>
+      </w:rPr>
+    </w:lvl>
+    <w:lvl w:ilvl="6" w:tentative="1">
+      <w:start w:val="1"/>
+      <w:numFmt w:val="bullet"/>
+      <w:lvlText w:val=""/>
+      <w:lvlJc w:val="left"/>
+      <w:pPr>
+        <w:tabs>
+          <w:tab w:val="num" w:pos="5040"/>
+        </w:tabs>
+        <w:ind w:left="5040" w:hanging="360"/>
+      </w:pPr>
+      <w:rPr>
+        <w:rFonts w:ascii="Wingdings" w:hAnsi="Wingdings" w:hint="default"/>
+        <w:sz w:val="20"/>
+      </w:rPr>
+    </w:lvl>
+    <w:lvl w:ilvl="7" w:tentative="1">
+      <w:start w:val="1"/>
+      <w:numFmt w:val="bullet"/>
+      <w:lvlText w:val=""/>
+      <w:lvlJc w:val="left"/>
+      <w:pPr>
+        <w:tabs>
+          <w:tab w:val="num" w:pos="5760"/>
+        </w:tabs>
+        <w:ind w:left="5760" w:hanging="360"/>
+      </w:pPr>
+      <w:rPr>
+        <w:rFonts w:ascii="Wingdings" w:hAnsi="Wingdings" w:hint="default"/>
+        <w:sz w:val="20"/>
+      </w:rPr>
+    </w:lvl>
+    <w:lvl w:ilvl="8" w:tentative="1">
+      <w:start w:val="1"/>
+      <w:numFmt w:val="bullet"/>
+      <w:lvlText w:val=""/>
+      <w:lvlJc w:val="left"/>
+      <w:pPr>
+        <w:tabs>
+          <w:tab w:val="num" w:pos="6480"/>
+        </w:tabs>
+        <w:ind w:left="6480" w:hanging="360"/>
+      </w:pPr>
+      <w:rPr>
+        <w:rFonts w:ascii="Wingdings" w:hAnsi="Wingdings" w:hint="default"/>
+        <w:sz w:val="20"/>
+      </w:rPr>
+    </w:lvl>
+  </w:abstractNum>
+  <w:abstractNum w:abstractNumId="16" w15:restartNumberingAfterBreak="0">
     <w:nsid w:val="6A3B2FF7"/>
     <w:multiLevelType w:val="multilevel"/>
     <w:tmpl w:val="96220F28"/>
@@ -11150,10 +12065,159 @@
       </w:pPr>
     </w:lvl>
   </w:abstractNum>
-  <w:abstractNum w:abstractNumId="15" w15:restartNumberingAfterBreak="0">
+  <w:abstractNum w:abstractNumId="17" w15:restartNumberingAfterBreak="0">
     <w:nsid w:val="6BB428A2"/>
     <w:multiLevelType w:val="multilevel"/>
     <w:tmpl w:val="006A5A54"/>
+    <w:lvl w:ilvl="0">
+      <w:start w:val="1"/>
+      <w:numFmt w:val="bullet"/>
+      <w:lvlText w:val=""/>
+      <w:lvlJc w:val="left"/>
+      <w:pPr>
+        <w:tabs>
+          <w:tab w:val="num" w:pos="720"/>
+        </w:tabs>
+        <w:ind w:left="720" w:hanging="360"/>
+      </w:pPr>
+      <w:rPr>
+        <w:rFonts w:ascii="Symbol" w:hAnsi="Symbol" w:hint="default"/>
+        <w:sz w:val="20"/>
+      </w:rPr>
+    </w:lvl>
+    <w:lvl w:ilvl="1" w:tentative="1">
+      <w:start w:val="1"/>
+      <w:numFmt w:val="bullet"/>
+      <w:lvlText w:val="o"/>
+      <w:lvlJc w:val="left"/>
+      <w:pPr>
+        <w:tabs>
+          <w:tab w:val="num" w:pos="1440"/>
+        </w:tabs>
+        <w:ind w:left="1440" w:hanging="360"/>
+      </w:pPr>
+      <w:rPr>
+        <w:rFonts w:ascii="Courier New" w:hAnsi="Courier New" w:hint="default"/>
+        <w:sz w:val="20"/>
+      </w:rPr>
+    </w:lvl>
+    <w:lvl w:ilvl="2" w:tentative="1">
+      <w:start w:val="1"/>
+      <w:numFmt w:val="bullet"/>
+      <w:lvlText w:val=""/>
+      <w:lvlJc w:val="left"/>
+      <w:pPr>
+        <w:tabs>
+          <w:tab w:val="num" w:pos="2160"/>
+        </w:tabs>
+        <w:ind w:left="2160" w:hanging="360"/>
+      </w:pPr>
+      <w:rPr>
+        <w:rFonts w:ascii="Wingdings" w:hAnsi="Wingdings" w:hint="default"/>
+        <w:sz w:val="20"/>
+      </w:rPr>
+    </w:lvl>
+    <w:lvl w:ilvl="3" w:tentative="1">
+      <w:start w:val="1"/>
+      <w:numFmt w:val="bullet"/>
+      <w:lvlText w:val=""/>
+      <w:lvlJc w:val="left"/>
+      <w:pPr>
+        <w:tabs>
+          <w:tab w:val="num" w:pos="2880"/>
+        </w:tabs>
+        <w:ind w:left="2880" w:hanging="360"/>
+      </w:pPr>
+      <w:rPr>
+        <w:rFonts w:ascii="Wingdings" w:hAnsi="Wingdings" w:hint="default"/>
+        <w:sz w:val="20"/>
+      </w:rPr>
+    </w:lvl>
+    <w:lvl w:ilvl="4" w:tentative="1">
+      <w:start w:val="1"/>
+      <w:numFmt w:val="bullet"/>
+      <w:lvlText w:val=""/>
+      <w:lvlJc w:val="left"/>
+      <w:pPr>
+        <w:tabs>
+          <w:tab w:val="num" w:pos="3600"/>
+        </w:tabs>
+        <w:ind w:left="3600" w:hanging="360"/>
+      </w:pPr>
+      <w:rPr>
+        <w:rFonts w:ascii="Wingdings" w:hAnsi="Wingdings" w:hint="default"/>
+        <w:sz w:val="20"/>
+      </w:rPr>
+    </w:lvl>
+    <w:lvl w:ilvl="5" w:tentative="1">
+      <w:start w:val="1"/>
+      <w:numFmt w:val="bullet"/>
+      <w:lvlText w:val=""/>
+      <w:lvlJc w:val="left"/>
+      <w:pPr>
+        <w:tabs>
+          <w:tab w:val="num" w:pos="4320"/>
+        </w:tabs>
+        <w:ind w:left="4320" w:hanging="360"/>
+      </w:pPr>
+      <w:rPr>
+        <w:rFonts w:ascii="Wingdings" w:hAnsi="Wingdings" w:hint="default"/>
+        <w:sz w:val="20"/>
+      </w:rPr>
+    </w:lvl>
+    <w:lvl w:ilvl="6" w:tentative="1">
+      <w:start w:val="1"/>
+      <w:numFmt w:val="bullet"/>
+      <w:lvlText w:val=""/>
+      <w:lvlJc w:val="left"/>
+      <w:pPr>
+        <w:tabs>
+          <w:tab w:val="num" w:pos="5040"/>
+        </w:tabs>
+        <w:ind w:left="5040" w:hanging="360"/>
+      </w:pPr>
+      <w:rPr>
+        <w:rFonts w:ascii="Wingdings" w:hAnsi="Wingdings" w:hint="default"/>
+        <w:sz w:val="20"/>
+      </w:rPr>
+    </w:lvl>
+    <w:lvl w:ilvl="7" w:tentative="1">
+      <w:start w:val="1"/>
+      <w:numFmt w:val="bullet"/>
+      <w:lvlText w:val=""/>
+      <w:lvlJc w:val="left"/>
+      <w:pPr>
+        <w:tabs>
+          <w:tab w:val="num" w:pos="5760"/>
+        </w:tabs>
+        <w:ind w:left="5760" w:hanging="360"/>
+      </w:pPr>
+      <w:rPr>
+        <w:rFonts w:ascii="Wingdings" w:hAnsi="Wingdings" w:hint="default"/>
+        <w:sz w:val="20"/>
+      </w:rPr>
+    </w:lvl>
+    <w:lvl w:ilvl="8" w:tentative="1">
+      <w:start w:val="1"/>
+      <w:numFmt w:val="bullet"/>
+      <w:lvlText w:val=""/>
+      <w:lvlJc w:val="left"/>
+      <w:pPr>
+        <w:tabs>
+          <w:tab w:val="num" w:pos="6480"/>
+        </w:tabs>
+        <w:ind w:left="6480" w:hanging="360"/>
+      </w:pPr>
+      <w:rPr>
+        <w:rFonts w:ascii="Wingdings" w:hAnsi="Wingdings" w:hint="default"/>
+        <w:sz w:val="20"/>
+      </w:rPr>
+    </w:lvl>
+  </w:abstractNum>
+  <w:abstractNum w:abstractNumId="18" w15:restartNumberingAfterBreak="0">
+    <w:nsid w:val="74040800"/>
+    <w:multiLevelType w:val="multilevel"/>
+    <w:tmpl w:val="3844F706"/>
     <w:lvl w:ilvl="0">
       <w:start w:val="1"/>
       <w:numFmt w:val="bullet"/>
@@ -11330,22 +12394,31 @@
     <w:abstractNumId w:val="10"/>
   </w:num>
   <w:num w:numId="11" w16cid:durableId="2046247605">
-    <w:abstractNumId w:val="14"/>
+    <w:abstractNumId w:val="16"/>
   </w:num>
   <w:num w:numId="12" w16cid:durableId="1513372820">
-    <w:abstractNumId w:val="15"/>
+    <w:abstractNumId w:val="17"/>
   </w:num>
   <w:num w:numId="13" w16cid:durableId="290984490">
     <w:abstractNumId w:val="12"/>
   </w:num>
   <w:num w:numId="14" w16cid:durableId="1311013676">
-    <w:abstractNumId w:val="13"/>
+    <w:abstractNumId w:val="14"/>
   </w:num>
   <w:num w:numId="15" w16cid:durableId="1497837296">
     <w:abstractNumId w:val="9"/>
   </w:num>
   <w:num w:numId="16" w16cid:durableId="1899784303">
     <w:abstractNumId w:val="11"/>
+  </w:num>
+  <w:num w:numId="17" w16cid:durableId="544756023">
+    <w:abstractNumId w:val="13"/>
+  </w:num>
+  <w:num w:numId="18" w16cid:durableId="1080102788">
+    <w:abstractNumId w:val="15"/>
+  </w:num>
+  <w:num w:numId="19" w16cid:durableId="451436215">
+    <w:abstractNumId w:val="18"/>
   </w:num>
 </w:numbering>
 </file>
